--- a/plantillas/webex-motion/MOTION_FOR_WEBEX.docx
+++ b/plantillas/webex-motion/MOTION_FOR_WEBEX.docx
@@ -2679,38 +2679,69 @@
         </w:rPr>
       </w:pPr>
     </w:p>
-    <w:sdt>
-      <w:sdtPr>
-        <w:id w:val="900000025"/>
-        <w:tag w:val="abogado_firma_imagen"/>
-        <w:text/>
-      </w:sdtPr>
-      <w:sdtContent>
-        <w:p>
-          <w:pPr>
-            <w:widowControl w:val="0"/>
-            <w:pBdr>
-              <w:top w:val="nil"/>
-              <w:left w:val="nil"/>
-              <w:bottom w:val="nil"/>
-              <w:right w:val="nil"/>
-              <w:between w:val="nil"/>
-            </w:pBdr>
-            <w:tabs>
-              <w:tab w:val="left" w:pos="720"/>
-            </w:tabs>
-            <w:spacing w:line="240" w:lineRule="auto"/>
-            <w:jc w:val="both"/>
+    <w:p>
+      <w:pPr>
+        <w:widowControl w:val="0"/>
+        <w:pBdr>
+          <w:top w:val="nil"/>
+          <w:left w:val="nil"/>
+          <w:bottom w:val="nil"/>
+          <w:right w:val="nil"/>
+          <w:between w:val="nil"/>
+        </w:pBdr>
+        <w:tabs>
+          <w:tab w:val="left" w:pos="720"/>
+        </w:tabs>
+        <w:spacing w:line="240" w:lineRule="auto"/>
+        <w:jc w:val="both"/>
+        <w:rPr>
+          <w:rFonts w:ascii="Times New Roman" w:eastAsia="Times New Roman" w:hAnsi="Times New Roman" w:cs="Times New Roman"/>
+          <w:color w:val="000000"/>
+          <w:sz w:val="24"/>
+          <w:szCs w:val="24"/>
+        </w:rPr>
+      </w:pPr>
+      <w:r>
+        <w:rPr>
+          <w:rFonts w:ascii="Times New Roman" w:eastAsia="Times New Roman" w:hAnsi="Times New Roman" w:cs="Times New Roman"/>
+          <w:color w:val="000000"/>
+          <w:sz w:val="24"/>
+          <w:szCs w:val="24"/>
+        </w:rPr>
+        <w:tab/>
+        <w:tab/>
+        <w:tab/>
+        <w:tab/>
+        <w:tab/>
+        <w:tab/>
+        <w:tab/>
+        <w:tab/>
+      </w:r>
+      <w:sdt>
+        <w:sdtPr>
+          <w:id w:val="900000025"/>
+          <w:tag w:val="abogado_firma_imagen"/>
+          <w:rPr>
+            <w:rFonts w:ascii="Times New Roman" w:eastAsia="Times New Roman" w:hAnsi="Times New Roman" w:cs="Times New Roman"/>
+            <w:color w:val="000000"/>
+            <w:sz w:val="24"/>
+            <w:szCs w:val="24"/>
+          </w:rPr>
+          <w:text/>
+        </w:sdtPr>
+        <w:sdtContent>
+          <w:r>
             <w:rPr>
               <w:rFonts w:ascii="Times New Roman" w:eastAsia="Times New Roman" w:hAnsi="Times New Roman" w:cs="Times New Roman"/>
               <w:color w:val="000000"/>
               <w:sz w:val="24"/>
               <w:szCs w:val="24"/>
             </w:rPr>
-          </w:pPr>
-        </w:p>
-      </w:sdtContent>
-    </w:sdt>
+            <w:t xml:space="preserve">____________________________</w:t>
+          </w:r>
+        </w:sdtContent>
+      </w:sdt>
+    </w:p>
     <w:p>
       <w:pPr>
         <w:spacing w:line="240" w:lineRule="auto"/>
@@ -4179,30 +4210,45 @@
         </w:drawing>
       </w:r>
     </w:p>
-    <w:sdt>
-      <w:sdtPr>
-        <w:id w:val="900000026"/>
-        <w:tag w:val="preparador_firma_imagen"/>
-        <w:text/>
-      </w:sdtPr>
-      <w:sdtContent>
-        <w:p>
-          <w:pPr>
-            <w:tabs>
-              <w:tab w:val="left" w:pos="-720"/>
-            </w:tabs>
-            <w:spacing w:line="480" w:lineRule="auto"/>
-            <w:jc w:val="center"/>
+    <w:p>
+      <w:pPr>
+        <w:tabs>
+          <w:tab w:val="left" w:pos="-720"/>
+        </w:tabs>
+        <w:spacing w:line="480" w:lineRule="auto"/>
+        <w:jc w:val="center"/>
+        <w:rPr>
+          <w:rFonts w:ascii="Times New Roman" w:hAnsi="Times New Roman" w:cs="Times New Roman"/>
+          <w:spacing w:val="-3"/>
+          <w:sz w:val="24"/>
+          <w:szCs w:val="24"/>
+        </w:rPr>
+      </w:pPr>
+      <w:sdt>
+        <w:sdtPr>
+          <w:id w:val="900000026"/>
+          <w:tag w:val="preparador_firma_imagen"/>
+          <w:rPr>
+            <w:rFonts w:ascii="Times New Roman" w:hAnsi="Times New Roman" w:cs="Times New Roman"/>
+            <w:spacing w:val="-3"/>
+            <w:sz w:val="24"/>
+            <w:szCs w:val="24"/>
+          </w:rPr>
+          <w:text/>
+        </w:sdtPr>
+        <w:sdtContent>
+          <w:r>
             <w:rPr>
               <w:rFonts w:ascii="Times New Roman" w:hAnsi="Times New Roman" w:cs="Times New Roman"/>
               <w:spacing w:val="-3"/>
               <w:sz w:val="24"/>
               <w:szCs w:val="24"/>
             </w:rPr>
-          </w:pPr>
-        </w:p>
-      </w:sdtContent>
-    </w:sdt>
+            <w:t xml:space="preserve">___________________</w:t>
+          </w:r>
+        </w:sdtContent>
+      </w:sdt>
+    </w:p>
     <w:sdt>
       <w:sdtPr>
         <w:id w:val="900000024"/>

--- a/plantillas/webex-motion/MOTION_FOR_WEBEX.docx
+++ b/plantillas/webex-motion/MOTION_FOR_WEBEX.docx
@@ -4,8 +4,8 @@
   <w:body>
     <w:sdt>
       <w:sdtPr>
+        <w:tag w:val="abogado"/>
         <w:id w:val="900000001"/>
-        <w:tag w:val="abogado"/>
         <w:text/>
       </w:sdtPr>
       <w:sdtContent>
@@ -149,8 +149,8 @@
     </w:p>
     <w:sdt>
       <w:sdtPr>
+        <w:tag w:val="cliente_nombre"/>
         <w:id w:val="900000002"/>
-        <w:tag w:val="cliente_nombre"/>
         <w:text/>
       </w:sdtPr>
       <w:sdtContent>
@@ -243,8 +243,8 @@
     </w:p>
     <w:sdt>
       <w:sdtPr>
+        <w:tag w:val="corte_sede"/>
         <w:id w:val="900000003"/>
-        <w:tag w:val="corte_sede"/>
         <w:text/>
       </w:sdtPr>
       <w:sdtContent>
@@ -424,13 +424,13 @@
       </w:pPr>
       <w:sdt>
         <w:sdtPr>
-          <w:id w:val="900000006"/>
-          <w:tag w:val="cliente_nombre"/>
           <w:rPr>
             <w:rFonts w:ascii="Times New Roman" w:eastAsia="Times New Roman" w:hAnsi="Times New Roman" w:cs="Times New Roman"/>
             <w:sz w:val="24"/>
             <w:szCs w:val="24"/>
           </w:rPr>
+          <w:tag w:val="cliente_nombre"/>
+          <w:id w:val="900000006"/>
           <w:text/>
         </w:sdtPr>
         <w:sdtContent>
@@ -482,13 +482,13 @@
       </w:r>
       <w:sdt>
         <w:sdtPr>
-          <w:id w:val="900000007"/>
-          <w:tag w:val="a_number"/>
           <w:rPr>
             <w:rFonts w:ascii="Times New Roman" w:eastAsia="Times New Roman" w:hAnsi="Times New Roman" w:cs="Times New Roman"/>
             <w:sz w:val="24"/>
             <w:szCs w:val="24"/>
           </w:rPr>
+          <w:tag w:val="a_number"/>
+          <w:id w:val="900000007"/>
           <w:text/>
         </w:sdtPr>
         <w:sdtContent>
@@ -785,13 +785,13 @@
       </w:r>
       <w:sdt>
         <w:sdtPr>
-          <w:id w:val="900000008"/>
-          <w:tag w:val="juez"/>
           <w:rPr>
             <w:rFonts w:ascii="Times New Roman" w:eastAsia="Times New Roman" w:hAnsi="Times New Roman" w:cs="Times New Roman"/>
             <w:sz w:val="24"/>
             <w:szCs w:val="24"/>
           </w:rPr>
+          <w:tag w:val="juez"/>
+          <w:id w:val="900000008"/>
           <w:text/>
         </w:sdtPr>
         <w:sdtContent>
@@ -825,14 +825,14 @@
       <w:bookmarkEnd w:id="0"/>
       <w:sdt>
         <w:sdtPr>
-          <w:id w:val="900000009"/>
-          <w:tag w:val="proxima_audiencia"/>
           <w:rPr>
             <w:rFonts w:ascii="Times New Roman" w:eastAsia="Times New Roman" w:hAnsi="Times New Roman" w:cs="Times New Roman"/>
             <w:b/>
             <w:sz w:val="24"/>
             <w:szCs w:val="24"/>
           </w:rPr>
+          <w:tag w:val="proxima_audiencia"/>
+          <w:id w:val="900000009"/>
           <w:text/>
         </w:sdtPr>
         <w:sdtContent>
@@ -1570,8 +1570,8 @@
     </w:p>
     <w:sdt>
       <w:sdtPr>
+        <w:tag w:val="abogado"/>
         <w:id w:val="900000010"/>
-        <w:tag w:val="abogado"/>
         <w:text/>
       </w:sdtPr>
       <w:sdtContent>
@@ -1715,8 +1715,8 @@
     </w:p>
     <w:sdt>
       <w:sdtPr>
+        <w:tag w:val="cliente_nombre"/>
         <w:id w:val="900000011"/>
-        <w:tag w:val="cliente_nombre"/>
         <w:text/>
       </w:sdtPr>
       <w:sdtContent>
@@ -1809,8 +1809,8 @@
     </w:p>
     <w:sdt>
       <w:sdtPr>
+        <w:tag w:val="corte_sede"/>
         <w:id w:val="900000004"/>
-        <w:tag w:val="corte_sede"/>
         <w:text/>
       </w:sdtPr>
       <w:sdtContent>
@@ -1885,8 +1885,8 @@
           </w:p>
           <w:sdt>
             <w:sdtPr>
+              <w:tag w:val="cliente_nombre"/>
               <w:id w:val="900000012"/>
-              <w:tag w:val="cliente_nombre"/>
               <w:text/>
             </w:sdtPr>
             <w:sdtContent>
@@ -2023,13 +2023,13 @@
             </w:r>
             <w:sdt>
               <w:sdtPr>
-                <w:id w:val="900000013"/>
-                <w:tag w:val="a_number"/>
                 <w:rPr>
                   <w:rFonts w:ascii="Times New Roman" w:eastAsia="Times New Roman" w:hAnsi="Times New Roman" w:cs="Times New Roman"/>
                   <w:sz w:val="24"/>
                   <w:szCs w:val="24"/>
                 </w:rPr>
+                <w:tag w:val="a_number"/>
+                <w:id w:val="900000013"/>
                 <w:text/>
               </w:sdtPr>
               <w:sdtContent>
@@ -2259,13 +2259,13 @@
       </w:r>
       <w:sdt>
         <w:sdtPr>
-          <w:id w:val="900000014"/>
-          <w:tag w:val="juez"/>
           <w:rPr>
             <w:rFonts w:ascii="Times New Roman" w:eastAsia="Times New Roman" w:hAnsi="Times New Roman" w:cs="Times New Roman"/>
             <w:sz w:val="24"/>
             <w:szCs w:val="24"/>
           </w:rPr>
+          <w:tag w:val="juez"/>
+          <w:id w:val="900000014"/>
           <w:text/>
         </w:sdtPr>
         <w:sdtContent>
@@ -2306,13 +2306,13 @@
       </w:r>
       <w:sdt>
         <w:sdtPr>
-          <w:id w:val="900000015"/>
-          <w:tag w:val="cliente_nombre"/>
           <w:rPr>
             <w:rFonts w:ascii="Times New Roman" w:eastAsia="Times New Roman" w:hAnsi="Times New Roman" w:cs="Times New Roman"/>
             <w:sz w:val="24"/>
             <w:szCs w:val="24"/>
           </w:rPr>
+          <w:tag w:val="cliente_nombre"/>
+          <w:id w:val="900000015"/>
           <w:text/>
         </w:sdtPr>
         <w:sdtContent>
@@ -2719,14 +2719,14 @@
       </w:r>
       <w:sdt>
         <w:sdtPr>
-          <w:id w:val="900000025"/>
-          <w:tag w:val="abogado_firma_imagen"/>
           <w:rPr>
             <w:rFonts w:ascii="Times New Roman" w:eastAsia="Times New Roman" w:hAnsi="Times New Roman" w:cs="Times New Roman"/>
             <w:color w:val="000000"/>
             <w:sz w:val="24"/>
             <w:szCs w:val="24"/>
           </w:rPr>
+          <w:tag w:val="abogado_firma_imagen"/>
+          <w:id w:val="900000025"/>
           <w:text/>
         </w:sdtPr>
         <w:sdtContent>
@@ -2768,13 +2768,13 @@
       </w:r>
       <w:sdt>
         <w:sdtPr>
-          <w:id w:val="900000016"/>
-          <w:tag w:val="abogado_firma"/>
           <w:rPr>
             <w:rFonts w:ascii="Times New Roman" w:eastAsia="Times New Roman" w:hAnsi="Times New Roman" w:cs="Times New Roman"/>
             <w:sz w:val="24"/>
             <w:szCs w:val="24"/>
           </w:rPr>
+          <w:tag w:val="abogado_firma"/>
+          <w:id w:val="900000016"/>
           <w:text/>
         </w:sdtPr>
         <w:sdtContent>
@@ -2855,13 +2855,13 @@
       </w:r>
       <w:sdt>
         <w:sdtPr>
-          <w:id w:val="900000017"/>
-          <w:tag w:val="cliente_nombre"/>
           <w:rPr>
             <w:rFonts w:ascii="Times New Roman" w:eastAsia="Times New Roman" w:hAnsi="Times New Roman" w:cs="Times New Roman"/>
             <w:sz w:val="24"/>
             <w:szCs w:val="24"/>
           </w:rPr>
+          <w:tag w:val="cliente_nombre"/>
+          <w:id w:val="900000017"/>
           <w:text/>
         </w:sdtPr>
         <w:sdtContent>
@@ -3078,8 +3078,8 @@
     </w:p>
     <w:sdt>
       <w:sdtPr>
+        <w:tag w:val="corte_sede"/>
         <w:id w:val="900000005"/>
-        <w:tag w:val="corte_sede"/>
         <w:text/>
       </w:sdtPr>
       <w:sdtContent>
@@ -3136,14 +3136,14 @@
       </w:r>
       <w:sdt>
         <w:sdtPr>
-          <w:id w:val="900000018"/>
-          <w:tag w:val="cliente_nombre"/>
           <w:rPr>
             <w:rFonts w:ascii="Times New Roman" w:hAnsi="Times New Roman" w:cs="Times New Roman"/>
             <w:b/>
             <w:sz w:val="24"/>
             <w:szCs w:val="24"/>
           </w:rPr>
+          <w:tag w:val="cliente_nombre"/>
+          <w:id w:val="900000018"/>
           <w:text/>
         </w:sdtPr>
         <w:sdtContent>
@@ -3190,8 +3190,6 @@
       </w:r>
       <w:sdt>
         <w:sdtPr>
-          <w:id w:val="900000019"/>
-          <w:tag w:val="a_number"/>
           <w:rPr>
             <w:rFonts w:ascii="Times New Roman" w:hAnsi="Times New Roman" w:cs="Times New Roman"/>
             <w:b/>
@@ -3200,6 +3198,8 @@
             <w:sz w:val="24"/>
             <w:szCs w:val="24"/>
           </w:rPr>
+          <w:tag w:val="a_number"/>
+          <w:id w:val="900000019"/>
           <w:text/>
         </w:sdtPr>
         <w:sdtContent>
@@ -3695,13 +3695,13 @@
       </w:r>
       <w:sdt>
         <w:sdtPr>
-          <w:id w:val="900000020"/>
-          <w:tag w:val="juez"/>
           <w:rPr>
             <w:rFonts w:ascii="Times New Roman" w:eastAsia="Times New Roman" w:hAnsi="Times New Roman" w:cs="Times New Roman"/>
             <w:sz w:val="24"/>
             <w:szCs w:val="24"/>
           </w:rPr>
+          <w:tag w:val="juez"/>
+          <w:id w:val="900000020"/>
           <w:text/>
         </w:sdtPr>
         <w:sdtContent>
@@ -3864,8 +3864,8 @@
     </w:p>
     <w:sdt>
       <w:sdtPr>
+        <w:tag w:val="cliente_nombre"/>
         <w:id w:val="900000021"/>
-        <w:tag w:val="cliente_nombre"/>
         <w:text/>
       </w:sdtPr>
       <w:sdtContent>
@@ -3900,13 +3900,13 @@
       </w:r>
       <w:sdt>
         <w:sdtPr>
-          <w:id w:val="900000022"/>
-          <w:tag w:val="a_number"/>
           <w:rPr>
             <w:rFonts w:ascii="Times New Roman" w:eastAsia="Times New Roman" w:hAnsi="Times New Roman" w:cs="Times New Roman"/>
             <w:sz w:val="24"/>
             <w:szCs w:val="24"/>
           </w:rPr>
+          <w:tag w:val="a_number"/>
+          <w:id w:val="900000022"/>
           <w:text/>
         </w:sdtPr>
         <w:sdtContent>
@@ -4005,8 +4005,6 @@
       </w:r>
       <w:sdt>
         <w:sdtPr>
-          <w:id w:val="900000023"/>
-          <w:tag w:val="preparador"/>
           <w:rPr>
             <w:rFonts w:ascii="Times New Roman" w:hAnsi="Times New Roman" w:cs="Times New Roman"/>
             <w:spacing w:val="-3"/>
@@ -4014,6 +4012,8 @@
             <w:szCs w:val="24"/>
             <w:u w:val="single"/>
           </w:rPr>
+          <w:tag w:val="preparador"/>
+          <w:id w:val="900000023"/>
           <w:text/>
         </w:sdtPr>
         <w:sdtContent>
@@ -4226,14 +4226,14 @@
       </w:pPr>
       <w:sdt>
         <w:sdtPr>
-          <w:id w:val="900000026"/>
-          <w:tag w:val="preparador_firma_imagen"/>
           <w:rPr>
             <w:rFonts w:ascii="Times New Roman" w:hAnsi="Times New Roman" w:cs="Times New Roman"/>
             <w:spacing w:val="-3"/>
             <w:sz w:val="24"/>
             <w:szCs w:val="24"/>
           </w:rPr>
+          <w:tag w:val="preparador_firma_imagen"/>
+          <w:id w:val="900000026"/>
           <w:text/>
         </w:sdtPr>
         <w:sdtContent>
@@ -4251,8 +4251,8 @@
     </w:p>
     <w:sdt>
       <w:sdtPr>
+        <w:tag w:val="preparador"/>
         <w:id w:val="900000024"/>
-        <w:tag w:val="preparador"/>
         <w:text/>
       </w:sdtPr>
       <w:sdtContent>

--- a/plantillas/webex-motion/MOTION_FOR_WEBEX.docx
+++ b/plantillas/webex-motion/MOTION_FOR_WEBEX.docx
@@ -4,9 +4,12 @@
   <w:body>
     <w:sdt>
       <w:sdtPr>
-        <w:tag w:val="abogado"/>
+        <w:rPr>
+          <w:rFonts w:ascii="Times New Roman" w:eastAsia="Times New Roman" w:hAnsi="Times New Roman" w:cs="Times New Roman"/>
+          <w:sz w:val="24"/>
+          <w:szCs w:val="24"/>
+        </w:rPr>
         <w:id w:val="900000001"/>
-        <w:text/>
       </w:sdtPr>
       <w:sdtContent>
         <w:p>
@@ -149,9 +152,12 @@
     </w:p>
     <w:sdt>
       <w:sdtPr>
-        <w:tag w:val="cliente_nombre"/>
+        <w:rPr>
+          <w:rFonts w:ascii="Times New Roman" w:eastAsia="Times New Roman" w:hAnsi="Times New Roman" w:cs="Times New Roman"/>
+          <w:sz w:val="24"/>
+          <w:szCs w:val="24"/>
+        </w:rPr>
         <w:id w:val="900000002"/>
-        <w:text/>
       </w:sdtPr>
       <w:sdtContent>
         <w:p>
@@ -243,9 +249,13 @@
     </w:p>
     <w:sdt>
       <w:sdtPr>
-        <w:tag w:val="corte_sede"/>
+        <w:rPr>
+          <w:rFonts w:ascii="Times New Roman" w:eastAsia="Times New Roman" w:hAnsi="Times New Roman" w:cs="Times New Roman"/>
+          <w:b/>
+          <w:sz w:val="24"/>
+          <w:szCs w:val="24"/>
+        </w:rPr>
         <w:id w:val="900000003"/>
-        <w:text/>
       </w:sdtPr>
       <w:sdtContent>
         <w:p>
@@ -429,9 +439,7 @@
             <w:sz w:val="24"/>
             <w:szCs w:val="24"/>
           </w:rPr>
-          <w:tag w:val="cliente_nombre"/>
           <w:id w:val="900000006"/>
-          <w:text/>
         </w:sdtPr>
         <w:sdtContent>
           <w:r>
@@ -487,9 +495,7 @@
             <w:sz w:val="24"/>
             <w:szCs w:val="24"/>
           </w:rPr>
-          <w:tag w:val="a_number"/>
           <w:id w:val="900000007"/>
-          <w:text/>
         </w:sdtPr>
         <w:sdtContent>
           <w:r>
@@ -790,9 +796,7 @@
             <w:sz w:val="24"/>
             <w:szCs w:val="24"/>
           </w:rPr>
-          <w:tag w:val="juez"/>
           <w:id w:val="900000008"/>
-          <w:text/>
         </w:sdtPr>
         <w:sdtContent>
           <w:r>
@@ -831,9 +835,7 @@
             <w:sz w:val="24"/>
             <w:szCs w:val="24"/>
           </w:rPr>
-          <w:tag w:val="proxima_audiencia"/>
           <w:id w:val="900000009"/>
-          <w:text/>
         </w:sdtPr>
         <w:sdtContent>
           <w:r>
@@ -1570,9 +1572,12 @@
     </w:p>
     <w:sdt>
       <w:sdtPr>
-        <w:tag w:val="abogado"/>
+        <w:rPr>
+          <w:rFonts w:ascii="Times New Roman" w:eastAsia="Times New Roman" w:hAnsi="Times New Roman" w:cs="Times New Roman"/>
+          <w:sz w:val="24"/>
+          <w:szCs w:val="24"/>
+        </w:rPr>
         <w:id w:val="900000010"/>
-        <w:text/>
       </w:sdtPr>
       <w:sdtContent>
         <w:p>
@@ -1715,9 +1720,12 @@
     </w:p>
     <w:sdt>
       <w:sdtPr>
-        <w:tag w:val="cliente_nombre"/>
+        <w:rPr>
+          <w:rFonts w:ascii="Times New Roman" w:eastAsia="Times New Roman" w:hAnsi="Times New Roman" w:cs="Times New Roman"/>
+          <w:sz w:val="24"/>
+          <w:szCs w:val="24"/>
+        </w:rPr>
         <w:id w:val="900000011"/>
-        <w:text/>
       </w:sdtPr>
       <w:sdtContent>
         <w:p>
@@ -1809,9 +1817,13 @@
     </w:p>
     <w:sdt>
       <w:sdtPr>
-        <w:tag w:val="corte_sede"/>
+        <w:rPr>
+          <w:rFonts w:ascii="Times New Roman" w:eastAsia="Times New Roman" w:hAnsi="Times New Roman" w:cs="Times New Roman"/>
+          <w:b/>
+          <w:sz w:val="24"/>
+          <w:szCs w:val="24"/>
+        </w:rPr>
         <w:id w:val="900000004"/>
-        <w:text/>
       </w:sdtPr>
       <w:sdtContent>
         <w:p>
@@ -1885,9 +1897,12 @@
           </w:p>
           <w:sdt>
             <w:sdtPr>
-              <w:tag w:val="cliente_nombre"/>
+              <w:rPr>
+                <w:rFonts w:ascii="Times New Roman" w:eastAsia="Times New Roman" w:hAnsi="Times New Roman" w:cs="Times New Roman"/>
+                <w:sz w:val="24"/>
+                <w:szCs w:val="24"/>
+              </w:rPr>
               <w:id w:val="900000012"/>
-              <w:text/>
             </w:sdtPr>
             <w:sdtContent>
               <w:p>
@@ -2028,9 +2043,7 @@
                   <w:sz w:val="24"/>
                   <w:szCs w:val="24"/>
                 </w:rPr>
-                <w:tag w:val="a_number"/>
                 <w:id w:val="900000013"/>
-                <w:text/>
               </w:sdtPr>
               <w:sdtContent>
                 <w:r>
@@ -2264,9 +2277,7 @@
             <w:sz w:val="24"/>
             <w:szCs w:val="24"/>
           </w:rPr>
-          <w:tag w:val="juez"/>
           <w:id w:val="900000014"/>
-          <w:text/>
         </w:sdtPr>
         <w:sdtContent>
           <w:r>
@@ -2311,9 +2322,7 @@
             <w:sz w:val="24"/>
             <w:szCs w:val="24"/>
           </w:rPr>
-          <w:tag w:val="cliente_nombre"/>
           <w:id w:val="900000015"/>
-          <w:text/>
         </w:sdtPr>
         <w:sdtContent>
           <w:r>
@@ -2725,9 +2734,7 @@
             <w:sz w:val="24"/>
             <w:szCs w:val="24"/>
           </w:rPr>
-          <w:tag w:val="abogado_firma_imagen"/>
           <w:id w:val="900000025"/>
-          <w:text/>
         </w:sdtPr>
         <w:sdtContent>
           <w:r>
@@ -2773,9 +2780,7 @@
             <w:sz w:val="24"/>
             <w:szCs w:val="24"/>
           </w:rPr>
-          <w:tag w:val="abogado_firma"/>
           <w:id w:val="900000016"/>
-          <w:text/>
         </w:sdtPr>
         <w:sdtContent>
           <w:r>
@@ -2860,9 +2865,7 @@
             <w:sz w:val="24"/>
             <w:szCs w:val="24"/>
           </w:rPr>
-          <w:tag w:val="cliente_nombre"/>
           <w:id w:val="900000017"/>
-          <w:text/>
         </w:sdtPr>
         <w:sdtContent>
           <w:r>
@@ -3078,9 +3081,13 @@
     </w:p>
     <w:sdt>
       <w:sdtPr>
-        <w:tag w:val="corte_sede"/>
+        <w:rPr>
+          <w:rFonts w:ascii="Times New Roman" w:eastAsia="Times New Roman" w:hAnsi="Times New Roman" w:cs="Times New Roman"/>
+          <w:b/>
+          <w:sz w:val="24"/>
+          <w:szCs w:val="24"/>
+        </w:rPr>
         <w:id w:val="900000005"/>
-        <w:text/>
       </w:sdtPr>
       <w:sdtContent>
         <w:p>
@@ -3142,9 +3149,7 @@
             <w:sz w:val="24"/>
             <w:szCs w:val="24"/>
           </w:rPr>
-          <w:tag w:val="cliente_nombre"/>
           <w:id w:val="900000018"/>
-          <w:text/>
         </w:sdtPr>
         <w:sdtContent>
           <w:r>
@@ -3198,9 +3203,7 @@
             <w:sz w:val="24"/>
             <w:szCs w:val="24"/>
           </w:rPr>
-          <w:tag w:val="a_number"/>
           <w:id w:val="900000019"/>
-          <w:text/>
         </w:sdtPr>
         <w:sdtContent>
           <w:r>
@@ -3700,9 +3703,7 @@
             <w:sz w:val="24"/>
             <w:szCs w:val="24"/>
           </w:rPr>
-          <w:tag w:val="juez"/>
           <w:id w:val="900000020"/>
-          <w:text/>
         </w:sdtPr>
         <w:sdtContent>
           <w:r>
@@ -3864,9 +3865,12 @@
     </w:p>
     <w:sdt>
       <w:sdtPr>
-        <w:tag w:val="cliente_nombre"/>
+        <w:rPr>
+          <w:rFonts w:ascii="Times New Roman" w:eastAsia="Times New Roman" w:hAnsi="Times New Roman" w:cs="Times New Roman"/>
+          <w:sz w:val="24"/>
+          <w:szCs w:val="24"/>
+        </w:rPr>
         <w:id w:val="900000021"/>
-        <w:text/>
       </w:sdtPr>
       <w:sdtContent>
         <w:p>
@@ -3905,9 +3909,7 @@
             <w:sz w:val="24"/>
             <w:szCs w:val="24"/>
           </w:rPr>
-          <w:tag w:val="a_number"/>
           <w:id w:val="900000022"/>
-          <w:text/>
         </w:sdtPr>
         <w:sdtContent>
           <w:r>
@@ -4012,9 +4014,7 @@
             <w:szCs w:val="24"/>
             <w:u w:val="single"/>
           </w:rPr>
-          <w:tag w:val="preparador"/>
           <w:id w:val="900000023"/>
-          <w:text/>
         </w:sdtPr>
         <w:sdtContent>
           <w:r>
@@ -4232,9 +4232,7 @@
             <w:sz w:val="24"/>
             <w:szCs w:val="24"/>
           </w:rPr>
-          <w:tag w:val="preparador_firma_imagen"/>
           <w:id w:val="900000026"/>
-          <w:text/>
         </w:sdtPr>
         <w:sdtContent>
           <w:r>
@@ -4251,9 +4249,13 @@
     </w:p>
     <w:sdt>
       <w:sdtPr>
-        <w:tag w:val="preparador"/>
+        <w:rPr>
+          <w:rFonts w:ascii="Times New Roman" w:hAnsi="Times New Roman" w:cs="Times New Roman"/>
+          <w:spacing w:val="-3"/>
+          <w:sz w:val="24"/>
+          <w:szCs w:val="24"/>
+        </w:rPr>
         <w:id w:val="900000024"/>
-        <w:text/>
       </w:sdtPr>
       <w:sdtContent>
         <w:p>

--- a/plantillas/webex-motion/MOTION_FOR_WEBEX.docx
+++ b/plantillas/webex-motion/MOTION_FOR_WEBEX.docx
@@ -458,35 +458,7 @@
           <w:sz w:val="24"/>
           <w:szCs w:val="24"/>
         </w:rPr>
-        <w:t xml:space="preserve">                           )</w:t>
-      </w:r>
-    </w:p>
-    <w:p>
-      <w:pPr>
-        <w:tabs>
-          <w:tab w:val="left" w:pos="1920"/>
-        </w:tabs>
-        <w:spacing w:line="276" w:lineRule="auto"/>
-        <w:jc w:val="both"/>
-        <w:rPr>
-          <w:rFonts w:ascii="Times New Roman" w:eastAsia="Times New Roman" w:hAnsi="Times New Roman" w:cs="Times New Roman"/>
-          <w:sz w:val="24"/>
-          <w:szCs w:val="24"/>
-          <w:lang w:val="es-MX"/>
-        </w:rPr>
-      </w:pPr>
-      <w:tab/>
-      <w:tab/>
-      <w:tab/>
-      <w:tab/>
-      <w:tab/>
-      <w:r>
-        <w:rPr>
-          <w:rFonts w:ascii="Times New Roman" w:eastAsia="Times New Roman" w:hAnsi="Times New Roman" w:cs="Times New Roman"/>
-          <w:sz w:val="24"/>
-          <w:szCs w:val="24"/>
-        </w:rPr>
-        <w:t xml:space="preserve">)          A# </w:t>
+        <w:t xml:space="preserve">                           )          A# </w:t>
       </w:r>
       <w:sdt>
         <w:sdtPr>

--- a/plantillas/webex-motion/MOTION_FOR_WEBEX.docx
+++ b/plantillas/webex-motion/MOTION_FOR_WEBEX.docx
@@ -423,6 +423,9 @@
     </w:p>
     <w:p>
       <w:pPr>
+        <w:tabs>
+          <w:tab w:val="right" w:pos="9300"/>
+        </w:tabs>
         <w:spacing w:line="276" w:lineRule="auto"/>
         <w:jc w:val="both"/>
         <w:rPr>
@@ -458,7 +461,16 @@
           <w:sz w:val="24"/>
           <w:szCs w:val="24"/>
         </w:rPr>
-        <w:t xml:space="preserve">                           )          A# </w:t>
+        <w:t xml:space="preserve">                           )</w:t>
+      </w:r>
+      <w:r>
+        <w:rPr>
+          <w:rFonts w:ascii="Times New Roman" w:eastAsia="Times New Roman" w:hAnsi="Times New Roman" w:cs="Times New Roman"/>
+          <w:sz w:val="24"/>
+          <w:szCs w:val="24"/>
+        </w:rPr>
+        <w:tab/>
+        <w:t xml:space="preserve">A# </w:t>
       </w:r>
       <w:sdt>
         <w:sdtPr>

--- a/plantillas/webex-motion/MOTION_FOR_WEBEX.docx
+++ b/plantillas/webex-motion/MOTION_FOR_WEBEX.docx
@@ -297,7 +297,7 @@
     <w:p>
       <w:pPr>
         <w:tabs>
-          <w:tab w:val="left" w:pos="-720"/>
+          <w:tab w:val="right" w:pos="9300"/>
         </w:tabs>
         <w:spacing w:line="276" w:lineRule="auto"/>
         <w:jc w:val="both"/>
@@ -313,20 +313,15 @@
           <w:sz w:val="24"/>
           <w:szCs w:val="24"/>
         </w:rPr>
-        <w:t xml:space="preserve">In the Matter of:              </w:t>
-        <w:tab/>
-        <w:tab/>
+        <w:t xml:space="preserve">In the Matter of:</w:t>
         <w:tab/>
         <w:t>)</w:t>
       </w:r>
-      <w:r>
-        <w:t xml:space="preserve"> </w:t>
-      </w:r>
     </w:p>
     <w:p>
       <w:pPr>
         <w:tabs>
-          <w:tab w:val="left" w:pos="-720"/>
+          <w:tab w:val="right" w:pos="9300"/>
         </w:tabs>
         <w:spacing w:line="276" w:lineRule="auto"/>
         <w:jc w:val="both"/>
@@ -342,28 +337,16 @@
           <w:rFonts w:ascii="Times New Roman" w:eastAsia="Times New Roman" w:hAnsi="Times New Roman" w:cs="Times New Roman"/>
           <w:sz w:val="24"/>
           <w:szCs w:val="24"/>
-        </w:rPr>
-        <w:tab/>
-        <w:tab/>
-        <w:tab/>
-        <w:tab/>
-        <w:tab/>
-        <w:tab/>
-      </w:r>
-      <w:r>
-        <w:rPr>
-          <w:rFonts w:ascii="Times New Roman" w:eastAsia="Times New Roman" w:hAnsi="Times New Roman" w:cs="Times New Roman"/>
-          <w:sz w:val="24"/>
-          <w:szCs w:val="24"/>
           <w:lang w:val="es-MX"/>
         </w:rPr>
-        <w:t xml:space="preserve">)   </w:t>
+        <w:tab/>
+        <w:t>)</w:t>
       </w:r>
     </w:p>
     <w:p>
       <w:pPr>
         <w:tabs>
-          <w:tab w:val="left" w:pos="-720"/>
+          <w:tab w:val="right" w:pos="9300"/>
         </w:tabs>
         <w:spacing w:line="276" w:lineRule="auto"/>
         <w:jc w:val="both"/>
@@ -382,18 +365,13 @@
           <w:lang w:val="es-MX"/>
         </w:rPr>
         <w:tab/>
-        <w:tab/>
-        <w:tab/>
-        <w:tab/>
-        <w:tab/>
-        <w:tab/>
         <w:t>)</w:t>
       </w:r>
     </w:p>
     <w:p>
       <w:pPr>
         <w:tabs>
-          <w:tab w:val="left" w:pos="-720"/>
+          <w:tab w:val="right" w:pos="9300"/>
         </w:tabs>
         <w:spacing w:line="276" w:lineRule="auto"/>
         <w:jc w:val="both"/>
@@ -412,13 +390,7 @@
           <w:lang w:val="es-MX"/>
         </w:rPr>
         <w:tab/>
-        <w:tab/>
-        <w:tab/>
-        <w:tab/>
-        <w:tab/>
-        <w:tab/>
         <w:t xml:space="preserve">) </w:t>
-        <w:tab/>
       </w:r>
     </w:p>
     <w:p>
@@ -761,15 +733,15 @@
         <w:jc w:val="both"/>
         <w:rPr>
           <w:rFonts w:ascii="Times New Roman" w:eastAsia="Times New Roman" w:hAnsi="Times New Roman" w:cs="Times New Roman"/>
-          <w:sz w:val="24"/>
-          <w:szCs w:val="24"/>
-        </w:rPr>
-      </w:pPr>
-      <w:r>
-        <w:rPr>
-          <w:rFonts w:ascii="Times New Roman" w:eastAsia="Times New Roman" w:hAnsi="Times New Roman" w:cs="Times New Roman"/>
-          <w:sz w:val="24"/>
-          <w:szCs w:val="24"/>
+          <w:sz w:val="22"/>
+          <w:szCs w:val="22"/>
+        </w:rPr>
+      </w:pPr>
+      <w:r>
+        <w:rPr>
+          <w:rFonts w:ascii="Times New Roman" w:eastAsia="Times New Roman" w:hAnsi="Times New Roman" w:cs="Times New Roman"/>
+          <w:sz w:val="22"/>
+          <w:szCs w:val="22"/>
         </w:rPr>
         <w:t xml:space="preserve"> Hon. Immigration Judge: </w:t>
       </w:r>
@@ -777,8 +749,8 @@
         <w:sdtPr>
           <w:rPr>
             <w:rFonts w:ascii="Times New Roman" w:eastAsia="Times New Roman" w:hAnsi="Times New Roman" w:cs="Times New Roman"/>
-            <w:sz w:val="24"/>
-            <w:szCs w:val="24"/>
+            <w:sz w:val="22"/>
+            <w:szCs w:val="22"/>
           </w:rPr>
           <w:id w:val="900000008"/>
         </w:sdtPr>
@@ -786,8 +758,8 @@
           <w:r>
             <w:rPr>
               <w:rFonts w:ascii="Times New Roman" w:eastAsia="Times New Roman" w:hAnsi="Times New Roman" w:cs="Times New Roman"/>
-              <w:sz w:val="24"/>
-              <w:szCs w:val="24"/>
+              <w:sz w:val="22"/>
+              <w:szCs w:val="22"/>
             </w:rPr>
             <w:t xml:space="preserve">Wright, Virna A.</w:t>
           </w:r>
@@ -796,17 +768,17 @@
       <w:r>
         <w:rPr>
           <w:rFonts w:ascii="Times New Roman" w:eastAsia="Times New Roman" w:hAnsi="Times New Roman" w:cs="Times New Roman"/>
-          <w:sz w:val="24"/>
-          <w:szCs w:val="24"/>
-        </w:rPr>
-        <w:t xml:space="preserve">             Next Hearing:</w:t>
+          <w:sz w:val="22"/>
+          <w:szCs w:val="22"/>
+        </w:rPr>
+        <w:t xml:space="preserve">   Next Hearing:</w:t>
       </w:r>
       <w:bookmarkStart w:id="0" w:name="_Hlk155690213"/>
       <w:r>
         <w:rPr>
           <w:rFonts w:ascii="Times New Roman" w:eastAsia="Times New Roman" w:hAnsi="Times New Roman" w:cs="Times New Roman"/>
-          <w:sz w:val="24"/>
-          <w:szCs w:val="24"/>
+          <w:sz w:val="22"/>
+          <w:szCs w:val="22"/>
         </w:rPr>
         <w:t xml:space="preserve"> </w:t>
       </w:r>
@@ -816,8 +788,8 @@
           <w:rPr>
             <w:rFonts w:ascii="Times New Roman" w:eastAsia="Times New Roman" w:hAnsi="Times New Roman" w:cs="Times New Roman"/>
             <w:b/>
-            <w:sz w:val="24"/>
-            <w:szCs w:val="24"/>
+            <w:sz w:val="22"/>
+            <w:szCs w:val="22"/>
           </w:rPr>
           <w:id w:val="900000009"/>
         </w:sdtPr>
@@ -826,8 +798,8 @@
             <w:rPr>
               <w:rFonts w:ascii="Times New Roman" w:eastAsia="Times New Roman" w:hAnsi="Times New Roman" w:cs="Times New Roman"/>
               <w:b/>
-              <w:sz w:val="24"/>
-              <w:szCs w:val="24"/>
+              <w:sz w:val="22"/>
+              <w:szCs w:val="22"/>
             </w:rPr>
             <w:t xml:space="preserve">August 19, 2026 at 8:30 AM</w:t>
           </w:r>
@@ -1997,6 +1969,9 @@
           </w:p>
           <w:p>
             <w:pPr>
+              <w:tabs>
+                <w:tab w:val="right" w:pos="9300"/>
+              </w:tabs>
               <w:pBdr>
                 <w:top w:val="nil"/>
                 <w:left w:val="nil"/>
@@ -2018,7 +1993,8 @@
                 <w:sz w:val="24"/>
                 <w:szCs w:val="24"/>
               </w:rPr>
-              <w:t xml:space="preserve">   A# </w:t>
+              <w:tab/>
+              <w:t xml:space="preserve">A# </w:t>
             </w:r>
             <w:sdt>
               <w:sdtPr>

--- a/plantillas/webex-motion/MOTION_FOR_WEBEX.docx
+++ b/plantillas/webex-motion/MOTION_FOR_WEBEX.docx
@@ -297,7 +297,7 @@
     <w:p>
       <w:pPr>
         <w:tabs>
-          <w:tab w:val="right" w:pos="9300"/>
+          <w:tab w:val="left" w:pos="6195"/>
         </w:tabs>
         <w:spacing w:line="276" w:lineRule="auto"/>
         <w:jc w:val="both"/>
@@ -321,7 +321,7 @@
     <w:p>
       <w:pPr>
         <w:tabs>
-          <w:tab w:val="right" w:pos="9300"/>
+          <w:tab w:val="left" w:pos="6195"/>
         </w:tabs>
         <w:spacing w:line="276" w:lineRule="auto"/>
         <w:jc w:val="both"/>
@@ -346,7 +346,7 @@
     <w:p>
       <w:pPr>
         <w:tabs>
-          <w:tab w:val="right" w:pos="9300"/>
+          <w:tab w:val="left" w:pos="6195"/>
         </w:tabs>
         <w:spacing w:line="276" w:lineRule="auto"/>
         <w:jc w:val="both"/>
@@ -371,7 +371,7 @@
     <w:p>
       <w:pPr>
         <w:tabs>
-          <w:tab w:val="right" w:pos="9300"/>
+          <w:tab w:val="left" w:pos="6195"/>
         </w:tabs>
         <w:spacing w:line="276" w:lineRule="auto"/>
         <w:jc w:val="both"/>
@@ -390,12 +390,13 @@
           <w:lang w:val="es-MX"/>
         </w:rPr>
         <w:tab/>
-        <w:t xml:space="preserve">) </w:t>
+        <w:t>)</w:t>
       </w:r>
     </w:p>
     <w:p>
       <w:pPr>
         <w:tabs>
+          <w:tab w:val="left" w:pos="6195"/>
           <w:tab w:val="right" w:pos="9300"/>
         </w:tabs>
         <w:spacing w:line="276" w:lineRule="auto"/>
@@ -428,12 +429,15 @@
         </w:sdtContent>
       </w:sdt>
       <w:r>
-        <w:rPr>
-          <w:rFonts w:ascii="Times New Roman" w:eastAsia="Times New Roman" w:hAnsi="Times New Roman" w:cs="Times New Roman"/>
-          <w:sz w:val="24"/>
-          <w:szCs w:val="24"/>
-        </w:rPr>
-        <w:t xml:space="preserve">                           )</w:t>
+        <w:tab/>
+      </w:r>
+      <w:r>
+        <w:rPr>
+          <w:rFonts w:ascii="Times New Roman" w:eastAsia="Times New Roman" w:hAnsi="Times New Roman" w:cs="Times New Roman"/>
+          <w:sz w:val="24"/>
+          <w:szCs w:val="24"/>
+        </w:rPr>
+        <w:t>)</w:t>
       </w:r>
       <w:r>
         <w:rPr>
@@ -468,7 +472,7 @@
     <w:p>
       <w:pPr>
         <w:tabs>
-          <w:tab w:val="left" w:pos="-720"/>
+          <w:tab w:val="left" w:pos="6195"/>
         </w:tabs>
         <w:spacing w:line="276" w:lineRule="auto"/>
         <w:jc w:val="both"/>
@@ -486,25 +490,13 @@
           <w:szCs w:val="24"/>
           <w:lang w:val="es-MX"/>
         </w:rPr>
-        <w:t xml:space="preserve">                            </w:t>
-        <w:tab/>
-        <w:tab/>
-        <w:tab/>
-        <w:tab/>
-        <w:t xml:space="preserve">)                             </w:t>
+        <w:tab/>
+        <w:t>)</w:t>
       </w:r>
     </w:p>
     <w:p>
       <w:pPr>
         <w:tabs>
-          <w:tab w:val="left" w:pos="-720"/>
-          <w:tab w:val="left" w:pos="0"/>
-          <w:tab w:val="left" w:pos="720"/>
-          <w:tab w:val="left" w:pos="1440"/>
-          <w:tab w:val="left" w:pos="2160"/>
-          <w:tab w:val="left" w:pos="2880"/>
-          <w:tab w:val="left" w:pos="3600"/>
-          <w:tab w:val="left" w:pos="4320"/>
           <w:tab w:val="left" w:pos="6195"/>
         </w:tabs>
         <w:spacing w:line="276" w:lineRule="auto"/>
@@ -524,26 +516,13 @@
           <w:szCs w:val="24"/>
           <w:lang w:val="es-MX"/>
         </w:rPr>
-        <w:t xml:space="preserve">                               </w:t>
-        <w:tab/>
-        <w:tab/>
-        <w:tab/>
-        <w:tab/>
-        <w:t xml:space="preserve">)                             </w:t>
+        <w:tab/>
+        <w:t>)</w:t>
       </w:r>
     </w:p>
     <w:p>
       <w:pPr>
         <w:tabs>
-          <w:tab w:val="left" w:pos="-720"/>
-          <w:tab w:val="left" w:pos="0"/>
-          <w:tab w:val="left" w:pos="720"/>
-          <w:tab w:val="left" w:pos="1440"/>
-          <w:tab w:val="left" w:pos="2160"/>
-          <w:tab w:val="left" w:pos="2880"/>
-          <w:tab w:val="left" w:pos="3600"/>
-          <w:tab w:val="left" w:pos="4320"/>
-          <w:tab w:val="left" w:pos="5040"/>
           <w:tab w:val="left" w:pos="6195"/>
         </w:tabs>
         <w:spacing w:line="276" w:lineRule="auto"/>
@@ -561,19 +540,15 @@
           <w:szCs w:val="24"/>
           <w:lang w:val="es-MX"/>
         </w:rPr>
-        <w:t xml:space="preserve">Respondents, </w:t>
-        <w:tab/>
-        <w:t xml:space="preserve">                 </w:t>
-        <w:tab/>
-        <w:tab/>
-        <w:tab/>
-        <w:t xml:space="preserve">)                             </w:t>
+        <w:t xml:space="preserve">Respondents,</w:t>
+        <w:tab/>
+        <w:t>)</w:t>
       </w:r>
     </w:p>
     <w:p>
       <w:pPr>
         <w:tabs>
-          <w:tab w:val="left" w:pos="-720"/>
+          <w:tab w:val="left" w:pos="6195"/>
         </w:tabs>
         <w:spacing w:line="276" w:lineRule="auto"/>
         <w:jc w:val="both"/>
@@ -590,25 +565,14 @@
           <w:szCs w:val="24"/>
           <w:lang w:val="es-MX"/>
         </w:rPr>
-        <w:t xml:space="preserve">                               </w:t>
-        <w:tab/>
-        <w:tab/>
-        <w:tab/>
-        <w:tab/>
-      </w:r>
-      <w:r>
-        <w:rPr>
-          <w:rFonts w:ascii="Times New Roman" w:eastAsia="Times New Roman" w:hAnsi="Times New Roman" w:cs="Times New Roman"/>
-          <w:sz w:val="24"/>
-          <w:szCs w:val="24"/>
-        </w:rPr>
-        <w:t xml:space="preserve">)             </w:t>
+        <w:tab/>
+        <w:t>)</w:t>
       </w:r>
     </w:p>
     <w:p>
       <w:pPr>
         <w:tabs>
-          <w:tab w:val="left" w:pos="-720"/>
+          <w:tab w:val="left" w:pos="6195"/>
         </w:tabs>
         <w:jc w:val="both"/>
         <w:rPr>
@@ -624,10 +588,6 @@
           <w:szCs w:val="24"/>
           <w:u w:val="single"/>
         </w:rPr>
-        <w:t xml:space="preserve">                               </w:t>
-        <w:tab/>
-        <w:tab/>
-        <w:tab/>
         <w:tab/>
       </w:r>
       <w:r>
@@ -979,6 +939,7 @@
     </w:p>
     <w:p>
       <w:pPr>
+        <w:pageBreakBefore/>
         <w:spacing w:line="240" w:lineRule="auto"/>
         <w:jc w:val="center"/>
         <w:rPr>

--- a/plantillas/webex-motion/MOTION_FOR_WEBEX.docx
+++ b/plantillas/webex-motion/MOTION_FOR_WEBEX.docx
@@ -500,10 +500,9 @@
           <w:tab w:val="left" w:pos="6195"/>
         </w:tabs>
         <w:spacing w:line="276" w:lineRule="auto"/>
-        <w:ind w:left="2880" w:hanging="2880"/>
-        <w:rPr>
-          <w:rFonts w:ascii="Times New Roman" w:eastAsia="Times New Roman" w:hAnsi="Times New Roman" w:cs="Times New Roman"/>
-          <w:b/>
+        <w:jc w:val="both"/>
+        <w:rPr>
+          <w:rFonts w:ascii="Times New Roman" w:eastAsia="Times New Roman" w:hAnsi="Times New Roman" w:cs="Times New Roman"/>
           <w:sz w:val="24"/>
           <w:szCs w:val="24"/>
           <w:lang w:val="es-MX"/>

--- a/plantillas/webex-motion/MOTION_FOR_WEBEX.docx
+++ b/plantillas/webex-motion/MOTION_FOR_WEBEX.docx
@@ -1068,424 +1068,6 @@
         <w:t xml:space="preserve"> </w:t>
       </w:r>
     </w:p>
-    <w:p>
-      <w:pPr>
-        <w:spacing w:line="240" w:lineRule="auto"/>
-        <w:rPr>
-          <w:rFonts w:ascii="Times New Roman" w:eastAsia="Times New Roman" w:hAnsi="Times New Roman" w:cs="Times New Roman"/>
-          <w:b/>
-          <w:sz w:val="24"/>
-          <w:szCs w:val="24"/>
-        </w:rPr>
-      </w:pPr>
-      <w:r>
-        <w:rPr>
-          <w:rFonts w:ascii="Times New Roman" w:eastAsia="Times New Roman" w:hAnsi="Times New Roman" w:cs="Times New Roman"/>
-          <w:b/>
-          <w:sz w:val="24"/>
-          <w:szCs w:val="24"/>
-        </w:rPr>
-        <w:tab/>
-      </w:r>
-    </w:p>
-    <w:p>
-      <w:pPr>
-        <w:spacing w:line="240" w:lineRule="auto"/>
-        <w:ind w:left="1440" w:hanging="1320"/>
-        <w:rPr>
-          <w:rFonts w:ascii="Times New Roman" w:eastAsia="Times New Roman" w:hAnsi="Times New Roman" w:cs="Times New Roman"/>
-          <w:sz w:val="24"/>
-          <w:szCs w:val="24"/>
-        </w:rPr>
-      </w:pPr>
-    </w:p>
-    <w:p>
-      <w:pPr>
-        <w:spacing w:line="240" w:lineRule="auto"/>
-        <w:ind w:left="1440" w:hanging="1320"/>
-        <w:rPr>
-          <w:rFonts w:ascii="Times New Roman" w:eastAsia="Times New Roman" w:hAnsi="Times New Roman" w:cs="Times New Roman"/>
-          <w:sz w:val="24"/>
-          <w:szCs w:val="24"/>
-        </w:rPr>
-      </w:pPr>
-    </w:p>
-    <w:p>
-      <w:pPr>
-        <w:pBdr>
-          <w:top w:val="nil"/>
-          <w:left w:val="nil"/>
-          <w:bottom w:val="nil"/>
-          <w:right w:val="nil"/>
-          <w:between w:val="nil"/>
-        </w:pBdr>
-        <w:spacing w:line="240" w:lineRule="auto"/>
-        <w:ind w:left="720"/>
-        <w:rPr>
-          <w:rFonts w:ascii="Times New Roman" w:eastAsia="Times New Roman" w:hAnsi="Times New Roman" w:cs="Times New Roman"/>
-          <w:b/>
-          <w:color w:val="000000"/>
-          <w:sz w:val="24"/>
-          <w:szCs w:val="24"/>
-        </w:rPr>
-      </w:pPr>
-    </w:p>
-    <w:p>
-      <w:pPr>
-        <w:spacing w:line="240" w:lineRule="auto"/>
-        <w:ind w:left="1440" w:hanging="1440"/>
-        <w:rPr>
-          <w:rFonts w:ascii="Times New Roman" w:eastAsia="Times New Roman" w:hAnsi="Times New Roman" w:cs="Times New Roman"/>
-          <w:b/>
-          <w:sz w:val="24"/>
-          <w:szCs w:val="24"/>
-        </w:rPr>
-      </w:pPr>
-      <w:r>
-        <w:rPr>
-          <w:rFonts w:ascii="Times New Roman" w:eastAsia="Times New Roman" w:hAnsi="Times New Roman" w:cs="Times New Roman"/>
-          <w:b/>
-          <w:sz w:val="24"/>
-          <w:szCs w:val="24"/>
-        </w:rPr>
-        <w:t xml:space="preserve"> </w:t>
-      </w:r>
-    </w:p>
-    <w:p>
-      <w:pPr>
-        <w:pBdr>
-          <w:top w:val="nil"/>
-          <w:left w:val="nil"/>
-          <w:bottom w:val="nil"/>
-          <w:right w:val="nil"/>
-          <w:between w:val="nil"/>
-        </w:pBdr>
-        <w:spacing w:line="240" w:lineRule="auto"/>
-        <w:ind w:left="2160" w:hanging="1440"/>
-        <w:rPr>
-          <w:rFonts w:ascii="Times New Roman" w:eastAsia="Times New Roman" w:hAnsi="Times New Roman" w:cs="Times New Roman"/>
-          <w:b/>
-          <w:color w:val="000000"/>
-          <w:sz w:val="24"/>
-          <w:szCs w:val="24"/>
-        </w:rPr>
-      </w:pPr>
-    </w:p>
-    <w:p>
-      <w:pPr>
-        <w:spacing w:line="240" w:lineRule="auto"/>
-        <w:rPr>
-          <w:rFonts w:ascii="Times New Roman" w:eastAsia="Times New Roman" w:hAnsi="Times New Roman" w:cs="Times New Roman"/>
-          <w:b/>
-          <w:sz w:val="24"/>
-          <w:szCs w:val="24"/>
-        </w:rPr>
-      </w:pPr>
-    </w:p>
-    <w:p>
-      <w:pPr>
-        <w:pBdr>
-          <w:top w:val="nil"/>
-          <w:left w:val="nil"/>
-          <w:bottom w:val="nil"/>
-          <w:right w:val="nil"/>
-          <w:between w:val="nil"/>
-        </w:pBdr>
-        <w:spacing w:line="240" w:lineRule="auto"/>
-        <w:ind w:left="720"/>
-        <w:rPr>
-          <w:rFonts w:ascii="Times New Roman" w:eastAsia="Times New Roman" w:hAnsi="Times New Roman" w:cs="Times New Roman"/>
-          <w:b/>
-          <w:color w:val="000000"/>
-          <w:sz w:val="24"/>
-          <w:szCs w:val="24"/>
-        </w:rPr>
-      </w:pPr>
-    </w:p>
-    <w:p>
-      <w:pPr>
-        <w:spacing w:line="240" w:lineRule="auto"/>
-        <w:rPr>
-          <w:rFonts w:ascii="Times New Roman" w:eastAsia="Times New Roman" w:hAnsi="Times New Roman" w:cs="Times New Roman"/>
-          <w:b/>
-          <w:sz w:val="24"/>
-          <w:szCs w:val="24"/>
-        </w:rPr>
-      </w:pPr>
-    </w:p>
-    <w:p>
-      <w:pPr>
-        <w:spacing w:line="240" w:lineRule="auto"/>
-        <w:rPr>
-          <w:rFonts w:ascii="Times New Roman" w:eastAsia="Times New Roman" w:hAnsi="Times New Roman" w:cs="Times New Roman"/>
-          <w:b/>
-          <w:sz w:val="24"/>
-          <w:szCs w:val="24"/>
-        </w:rPr>
-      </w:pPr>
-    </w:p>
-    <w:p>
-      <w:pPr>
-        <w:spacing w:line="240" w:lineRule="auto"/>
-        <w:rPr>
-          <w:rFonts w:ascii="Times New Roman" w:eastAsia="Times New Roman" w:hAnsi="Times New Roman" w:cs="Times New Roman"/>
-          <w:b/>
-          <w:sz w:val="24"/>
-          <w:szCs w:val="24"/>
-        </w:rPr>
-      </w:pPr>
-    </w:p>
-    <w:p>
-      <w:pPr>
-        <w:spacing w:line="240" w:lineRule="auto"/>
-        <w:rPr>
-          <w:rFonts w:ascii="Times New Roman" w:eastAsia="Times New Roman" w:hAnsi="Times New Roman" w:cs="Times New Roman"/>
-          <w:b/>
-          <w:sz w:val="24"/>
-          <w:szCs w:val="24"/>
-        </w:rPr>
-      </w:pPr>
-    </w:p>
-    <w:p>
-      <w:pPr>
-        <w:spacing w:line="240" w:lineRule="auto"/>
-        <w:rPr>
-          <w:rFonts w:ascii="Times New Roman" w:eastAsia="Times New Roman" w:hAnsi="Times New Roman" w:cs="Times New Roman"/>
-          <w:b/>
-          <w:sz w:val="36"/>
-          <w:szCs w:val="36"/>
-        </w:rPr>
-      </w:pPr>
-      <w:r>
-        <w:rPr>
-          <w:rFonts w:ascii="Times New Roman" w:eastAsia="Times New Roman" w:hAnsi="Times New Roman" w:cs="Times New Roman"/>
-          <w:b/>
-          <w:sz w:val="24"/>
-          <w:szCs w:val="24"/>
-        </w:rPr>
-        <w:tab/>
-        <w:tab/>
-        <w:tab/>
-      </w:r>
-      <w:r>
-        <w:rPr>
-          <w:rFonts w:ascii="Times New Roman" w:eastAsia="Times New Roman" w:hAnsi="Times New Roman" w:cs="Times New Roman"/>
-          <w:b/>
-          <w:sz w:val="36"/>
-          <w:szCs w:val="36"/>
-        </w:rPr>
-        <w:t xml:space="preserve"> </w:t>
-      </w:r>
-    </w:p>
-    <w:p>
-      <w:pPr>
-        <w:spacing w:line="240" w:lineRule="auto"/>
-        <w:rPr>
-          <w:rFonts w:ascii="Times New Roman" w:eastAsia="Times New Roman" w:hAnsi="Times New Roman" w:cs="Times New Roman"/>
-          <w:b/>
-          <w:sz w:val="36"/>
-          <w:szCs w:val="36"/>
-        </w:rPr>
-      </w:pPr>
-      <w:r>
-        <w:rPr>
-          <w:rFonts w:ascii="Times New Roman" w:eastAsia="Times New Roman" w:hAnsi="Times New Roman" w:cs="Times New Roman"/>
-          <w:b/>
-          <w:sz w:val="36"/>
-          <w:szCs w:val="36"/>
-        </w:rPr>
-        <w:t xml:space="preserve"> </w:t>
-      </w:r>
-    </w:p>
-    <w:p>
-      <w:pPr>
-        <w:spacing w:line="240" w:lineRule="auto"/>
-        <w:rPr>
-          <w:rFonts w:ascii="Times New Roman" w:eastAsia="Times New Roman" w:hAnsi="Times New Roman" w:cs="Times New Roman"/>
-          <w:b/>
-          <w:sz w:val="36"/>
-          <w:szCs w:val="36"/>
-          <w:u w:val="single"/>
-        </w:rPr>
-      </w:pPr>
-    </w:p>
-    <w:p>
-      <w:pPr>
-        <w:spacing w:line="240" w:lineRule="auto"/>
-        <w:rPr>
-          <w:rFonts w:ascii="Times New Roman" w:eastAsia="Times New Roman" w:hAnsi="Times New Roman" w:cs="Times New Roman"/>
-          <w:b/>
-          <w:sz w:val="40"/>
-          <w:szCs w:val="40"/>
-          <w:u w:val="single"/>
-        </w:rPr>
-      </w:pPr>
-      <w:r>
-        <w:rPr>
-          <w:rFonts w:ascii="Times New Roman" w:eastAsia="Times New Roman" w:hAnsi="Times New Roman" w:cs="Times New Roman"/>
-          <w:b/>
-          <w:sz w:val="24"/>
-          <w:szCs w:val="24"/>
-        </w:rPr>
-        <w:tab/>
-        <w:tab/>
-        <w:tab/>
-        <w:tab/>
-        <w:tab/>
-        <w:tab/>
-        <w:tab/>
-        <w:tab/>
-      </w:r>
-      <w:r>
-        <w:rPr>
-          <w:rFonts w:ascii="Times New Roman" w:eastAsia="Times New Roman" w:hAnsi="Times New Roman" w:cs="Times New Roman"/>
-          <w:b/>
-          <w:sz w:val="40"/>
-          <w:szCs w:val="40"/>
-        </w:rPr>
-        <w:t xml:space="preserve">     </w:t>
-      </w:r>
-    </w:p>
-    <w:p>
-      <w:pPr>
-        <w:spacing w:line="240" w:lineRule="auto"/>
-        <w:rPr>
-          <w:rFonts w:ascii="Times New Roman" w:eastAsia="Times New Roman" w:hAnsi="Times New Roman" w:cs="Times New Roman"/>
-          <w:b/>
-          <w:sz w:val="24"/>
-          <w:szCs w:val="24"/>
-        </w:rPr>
-      </w:pPr>
-    </w:p>
-    <w:p>
-      <w:pPr>
-        <w:spacing w:line="240" w:lineRule="auto"/>
-        <w:rPr>
-          <w:rFonts w:ascii="Times New Roman" w:eastAsia="Times New Roman" w:hAnsi="Times New Roman" w:cs="Times New Roman"/>
-          <w:b/>
-          <w:sz w:val="24"/>
-          <w:szCs w:val="24"/>
-        </w:rPr>
-      </w:pPr>
-    </w:p>
-    <w:p>
-      <w:pPr>
-        <w:spacing w:line="240" w:lineRule="auto"/>
-        <w:rPr>
-          <w:rFonts w:ascii="Times New Roman" w:eastAsia="Times New Roman" w:hAnsi="Times New Roman" w:cs="Times New Roman"/>
-          <w:b/>
-          <w:sz w:val="24"/>
-          <w:szCs w:val="24"/>
-        </w:rPr>
-      </w:pPr>
-    </w:p>
-    <w:p>
-      <w:pPr>
-        <w:spacing w:line="240" w:lineRule="auto"/>
-        <w:rPr>
-          <w:rFonts w:ascii="Times New Roman" w:eastAsia="Times New Roman" w:hAnsi="Times New Roman" w:cs="Times New Roman"/>
-          <w:b/>
-          <w:sz w:val="24"/>
-          <w:szCs w:val="24"/>
-        </w:rPr>
-      </w:pPr>
-    </w:p>
-    <w:p>
-      <w:pPr>
-        <w:spacing w:line="240" w:lineRule="auto"/>
-        <w:rPr>
-          <w:rFonts w:ascii="Times New Roman" w:eastAsia="Times New Roman" w:hAnsi="Times New Roman" w:cs="Times New Roman"/>
-          <w:b/>
-          <w:sz w:val="24"/>
-          <w:szCs w:val="24"/>
-        </w:rPr>
-      </w:pPr>
-    </w:p>
-    <w:p>
-      <w:pPr>
-        <w:spacing w:line="240" w:lineRule="auto"/>
-        <w:rPr>
-          <w:rFonts w:ascii="Times New Roman" w:eastAsia="Times New Roman" w:hAnsi="Times New Roman" w:cs="Times New Roman"/>
-          <w:b/>
-          <w:sz w:val="24"/>
-          <w:szCs w:val="24"/>
-        </w:rPr>
-      </w:pPr>
-    </w:p>
-    <w:p>
-      <w:pPr>
-        <w:spacing w:line="240" w:lineRule="auto"/>
-        <w:rPr>
-          <w:rFonts w:ascii="Times New Roman" w:eastAsia="Times New Roman" w:hAnsi="Times New Roman" w:cs="Times New Roman"/>
-          <w:b/>
-          <w:sz w:val="24"/>
-          <w:szCs w:val="24"/>
-        </w:rPr>
-      </w:pPr>
-    </w:p>
-    <w:p>
-      <w:pPr>
-        <w:spacing w:line="240" w:lineRule="auto"/>
-        <w:rPr>
-          <w:rFonts w:ascii="Times New Roman" w:eastAsia="Times New Roman" w:hAnsi="Times New Roman" w:cs="Times New Roman"/>
-          <w:b/>
-          <w:sz w:val="24"/>
-          <w:szCs w:val="24"/>
-        </w:rPr>
-      </w:pPr>
-    </w:p>
-    <w:p>
-      <w:pPr>
-        <w:spacing w:line="240" w:lineRule="auto"/>
-        <w:rPr>
-          <w:rFonts w:ascii="Times New Roman" w:eastAsia="Times New Roman" w:hAnsi="Times New Roman" w:cs="Times New Roman"/>
-          <w:b/>
-          <w:sz w:val="24"/>
-          <w:szCs w:val="24"/>
-        </w:rPr>
-      </w:pPr>
-    </w:p>
-    <w:p>
-      <w:pPr>
-        <w:spacing w:line="240" w:lineRule="auto"/>
-        <w:rPr>
-          <w:rFonts w:ascii="Times New Roman" w:eastAsia="Times New Roman" w:hAnsi="Times New Roman" w:cs="Times New Roman"/>
-          <w:b/>
-          <w:sz w:val="24"/>
-          <w:szCs w:val="24"/>
-        </w:rPr>
-      </w:pPr>
-    </w:p>
-    <w:p>
-      <w:pPr>
-        <w:spacing w:line="240" w:lineRule="auto"/>
-        <w:rPr>
-          <w:rFonts w:ascii="Times New Roman" w:eastAsia="Times New Roman" w:hAnsi="Times New Roman" w:cs="Times New Roman"/>
-          <w:b/>
-          <w:sz w:val="24"/>
-          <w:szCs w:val="24"/>
-        </w:rPr>
-      </w:pPr>
-    </w:p>
-    <w:p>
-      <w:pPr>
-        <w:spacing w:line="240" w:lineRule="auto"/>
-        <w:rPr>
-          <w:rFonts w:ascii="Times New Roman" w:eastAsia="Times New Roman" w:hAnsi="Times New Roman" w:cs="Times New Roman"/>
-          <w:b/>
-          <w:sz w:val="24"/>
-          <w:szCs w:val="24"/>
-        </w:rPr>
-        <w:sectPr>
-          <w:headerReference w:type="default" r:id="rId7"/>
-          <w:footerReference w:type="default" r:id="rId8"/>
-          <w:pgSz w:w="12240" w:h="15840"/>
-          <w:pgMar w:top="1440" w:right="1440" w:bottom="1440" w:left="1440" w:header="720" w:footer="432" w:gutter="0"/>
-          <w:pgNumType w:start="1"/>
-          <w:cols w:space="720"/>
-        </w:sectPr>
-      </w:pPr>
-    </w:p>
     <w:sdt>
       <w:sdtPr>
         <w:rPr>
@@ -1511,6 +1093,7 @@
     </w:sdt>
     <w:p>
       <w:pPr>
+        <w:pageBreakBefore/>
         <w:spacing w:line="240" w:lineRule="auto"/>
         <w:rPr>
           <w:rFonts w:ascii="Times New Roman" w:hAnsi="Times New Roman"/>
@@ -2523,67 +2106,6 @@
           <w:szCs w:val="24"/>
         </w:rPr>
       </w:pPr>
-      <w:r>
-        <w:rPr>
-          <w:noProof/>
-        </w:rPr>
-        <w:drawing>
-          <wp:anchor distT="0" distB="0" distL="114300" distR="114300" simplePos="0" relativeHeight="251658240" behindDoc="0" locked="0" layoutInCell="1" allowOverlap="1" wp14:anchorId="64E26444" wp14:editId="43FC38C4">
-            <wp:simplePos x="0" y="0"/>
-            <wp:positionH relativeFrom="column">
-              <wp:posOffset>3990975</wp:posOffset>
-            </wp:positionH>
-            <wp:positionV relativeFrom="paragraph">
-              <wp:posOffset>118745</wp:posOffset>
-            </wp:positionV>
-            <wp:extent cx="1285875" cy="371475"/>
-            <wp:effectExtent l="0" t="0" r="9525" b="9525"/>
-            <wp:wrapNone/>
-            <wp:docPr id="1502943279" name="Picture 6"/>
-            <wp:cNvGraphicFramePr>
-              <a:graphicFrameLocks xmlns:a="http://schemas.openxmlformats.org/drawingml/2006/main" noChangeAspect="1"/>
-            </wp:cNvGraphicFramePr>
-            <a:graphic xmlns:a="http://schemas.openxmlformats.org/drawingml/2006/main">
-              <a:graphicData uri="http://schemas.openxmlformats.org/drawingml/2006/picture">
-                <pic:pic xmlns:pic="http://schemas.openxmlformats.org/drawingml/2006/picture">
-                  <pic:nvPicPr>
-                    <pic:cNvPr id="0" name="Picture 1"/>
-                    <pic:cNvPicPr>
-                      <a:picLocks noChangeAspect="1" noChangeArrowheads="1"/>
-                    </pic:cNvPicPr>
-                  </pic:nvPicPr>
-                  <pic:blipFill>
-                    <a:blip r:embed="rId9">
-                      <a:extLst>
-                        <a:ext uri="{28A0092B-C50C-407E-A947-70E740481C1C}">
-                          <a14:useLocalDpi xmlns:a14="http://schemas.microsoft.com/office/drawing/2010/main" val="0"/>
-                        </a:ext>
-                      </a:extLst>
-                    </a:blip>
-                    <a:srcRect/>
-                    <a:stretch>
-                      <a:fillRect/>
-                    </a:stretch>
-                  </pic:blipFill>
-                  <pic:spPr bwMode="auto">
-                    <a:xfrm>
-                      <a:off x="0" y="0"/>
-                      <a:ext cx="1285875" cy="371475"/>
-                    </a:xfrm>
-                    <a:prstGeom prst="rect">
-                      <a:avLst/>
-                    </a:prstGeom>
-                    <a:noFill/>
-                    <a:ln>
-                      <a:noFill/>
-                    </a:ln>
-                  </pic:spPr>
-                </pic:pic>
-              </a:graphicData>
-            </a:graphic>
-          </wp:anchor>
-        </w:drawing>
-      </w:r>
     </w:p>
     <w:p>
       <w:pPr>
@@ -2801,164 +2323,7 @@
     </w:p>
     <w:p>
       <w:pPr>
-        <w:spacing w:line="276" w:lineRule="auto"/>
-        <w:jc w:val="both"/>
-        <w:rPr>
-          <w:rFonts w:ascii="Times New Roman" w:eastAsia="Times New Roman" w:hAnsi="Times New Roman" w:cs="Times New Roman"/>
-          <w:sz w:val="24"/>
-          <w:szCs w:val="24"/>
-        </w:rPr>
-      </w:pPr>
-    </w:p>
-    <w:p>
-      <w:pPr>
-        <w:spacing w:line="276" w:lineRule="auto"/>
-        <w:jc w:val="both"/>
-        <w:rPr>
-          <w:rFonts w:ascii="Times New Roman" w:eastAsia="Times New Roman" w:hAnsi="Times New Roman" w:cs="Times New Roman"/>
-          <w:sz w:val="24"/>
-          <w:szCs w:val="24"/>
-        </w:rPr>
-      </w:pPr>
-    </w:p>
-    <w:p>
-      <w:pPr>
-        <w:spacing w:line="276" w:lineRule="auto"/>
-        <w:jc w:val="both"/>
-        <w:rPr>
-          <w:rFonts w:ascii="Times New Roman" w:eastAsia="Times New Roman" w:hAnsi="Times New Roman" w:cs="Times New Roman"/>
-          <w:sz w:val="24"/>
-          <w:szCs w:val="24"/>
-        </w:rPr>
-      </w:pPr>
-    </w:p>
-    <w:p>
-      <w:pPr>
-        <w:spacing w:line="276" w:lineRule="auto"/>
-        <w:jc w:val="both"/>
-        <w:rPr>
-          <w:rFonts w:ascii="Times New Roman" w:eastAsia="Times New Roman" w:hAnsi="Times New Roman" w:cs="Times New Roman"/>
-          <w:sz w:val="24"/>
-          <w:szCs w:val="24"/>
-        </w:rPr>
-      </w:pPr>
-    </w:p>
-    <w:p>
-      <w:pPr>
-        <w:spacing w:line="276" w:lineRule="auto"/>
-        <w:jc w:val="both"/>
-        <w:rPr>
-          <w:rFonts w:ascii="Times New Roman" w:eastAsia="Times New Roman" w:hAnsi="Times New Roman" w:cs="Times New Roman"/>
-          <w:sz w:val="24"/>
-          <w:szCs w:val="24"/>
-        </w:rPr>
-      </w:pPr>
-    </w:p>
-    <w:p>
-      <w:pPr>
-        <w:tabs>
-          <w:tab w:val="left" w:pos="720"/>
-          <w:tab w:val="left" w:pos="1440"/>
-          <w:tab w:val="left" w:pos="2160"/>
-          <w:tab w:val="left" w:pos="2880"/>
-          <w:tab w:val="left" w:pos="3600"/>
-          <w:tab w:val="left" w:pos="4320"/>
-          <w:tab w:val="left" w:pos="6180"/>
-        </w:tabs>
-        <w:spacing w:line="240" w:lineRule="auto"/>
-        <w:rPr>
-          <w:rFonts w:ascii="Times New Roman" w:eastAsia="Times New Roman" w:hAnsi="Times New Roman" w:cs="Times New Roman"/>
-          <w:sz w:val="24"/>
-          <w:szCs w:val="24"/>
-        </w:rPr>
-      </w:pPr>
-      <w:r>
-        <w:rPr>
-          <w:rFonts w:ascii="Times New Roman" w:eastAsia="Times New Roman" w:hAnsi="Times New Roman" w:cs="Times New Roman"/>
-          <w:sz w:val="24"/>
-          <w:szCs w:val="24"/>
-        </w:rPr>
-        <w:tab/>
-      </w:r>
-    </w:p>
-    <w:p>
-      <w:pPr>
-        <w:spacing w:line="240" w:lineRule="auto"/>
-        <w:rPr>
-          <w:rFonts w:ascii="Times New Roman" w:eastAsia="Times New Roman" w:hAnsi="Times New Roman" w:cs="Times New Roman"/>
-          <w:sz w:val="24"/>
-          <w:szCs w:val="24"/>
-        </w:rPr>
-      </w:pPr>
-    </w:p>
-    <w:p>
-      <w:pPr>
-        <w:jc w:val="both"/>
-        <w:rPr>
-          <w:rFonts w:ascii="Times New Roman" w:eastAsia="Times New Roman" w:hAnsi="Times New Roman" w:cs="Times New Roman"/>
-          <w:sz w:val="24"/>
-          <w:szCs w:val="24"/>
-        </w:rPr>
-      </w:pPr>
-    </w:p>
-    <w:p>
-      <w:pPr>
-        <w:jc w:val="both"/>
-        <w:rPr>
-          <w:rFonts w:ascii="Times New Roman" w:eastAsia="Times New Roman" w:hAnsi="Times New Roman" w:cs="Times New Roman"/>
-          <w:sz w:val="24"/>
-          <w:szCs w:val="24"/>
-        </w:rPr>
-      </w:pPr>
-    </w:p>
-    <w:p>
-      <w:pPr>
-        <w:jc w:val="both"/>
-        <w:rPr>
-          <w:rFonts w:ascii="Times New Roman" w:eastAsia="Times New Roman" w:hAnsi="Times New Roman" w:cs="Times New Roman"/>
-          <w:sz w:val="24"/>
-          <w:szCs w:val="24"/>
-        </w:rPr>
-      </w:pPr>
-    </w:p>
-    <w:p>
-      <w:pPr>
-        <w:jc w:val="both"/>
-        <w:rPr>
-          <w:rFonts w:ascii="Times New Roman" w:eastAsia="Times New Roman" w:hAnsi="Times New Roman" w:cs="Times New Roman"/>
-          <w:sz w:val="24"/>
-          <w:szCs w:val="24"/>
-        </w:rPr>
-      </w:pPr>
-    </w:p>
-    <w:p>
-      <w:pPr>
-        <w:tabs>
-          <w:tab w:val="left" w:pos="-720"/>
-        </w:tabs>
-        <w:jc w:val="both"/>
-        <w:rPr>
-          <w:rFonts w:ascii="Times New Roman" w:eastAsia="Times New Roman" w:hAnsi="Times New Roman" w:cs="Times New Roman"/>
-          <w:sz w:val="24"/>
-          <w:szCs w:val="24"/>
-        </w:rPr>
-      </w:pPr>
-    </w:p>
-    <w:p>
-      <w:pPr>
-        <w:tabs>
-          <w:tab w:val="left" w:pos="-720"/>
-        </w:tabs>
-        <w:jc w:val="both"/>
-        <w:rPr>
-          <w:rFonts w:ascii="Times New Roman" w:eastAsia="Times New Roman" w:hAnsi="Times New Roman" w:cs="Times New Roman"/>
-          <w:sz w:val="24"/>
-          <w:szCs w:val="24"/>
-        </w:rPr>
-      </w:pPr>
-    </w:p>
-    <w:p>
-      <w:pPr>
+        <w:pageBreakBefore/>
         <w:spacing w:line="240" w:lineRule="auto"/>
         <w:jc w:val="center"/>
         <w:rPr>
@@ -3807,6 +3172,7 @@
     </w:sdt>
     <w:p>
       <w:pPr>
+        <w:pageBreakBefore/>
         <w:spacing w:line="240" w:lineRule="auto"/>
         <w:rPr>
           <w:rFonts w:ascii="Times New Roman" w:eastAsia="Times New Roman" w:hAnsi="Times New Roman" w:cs="Times New Roman"/>
@@ -4062,73 +3428,6 @@
           <w:szCs w:val="24"/>
         </w:rPr>
       </w:pPr>
-      <w:r>
-        <w:rPr>
-          <w:noProof/>
-        </w:rPr>
-        <w:drawing>
-          <wp:anchor distT="0" distB="0" distL="114300" distR="114300" simplePos="0" relativeHeight="251659264" behindDoc="0" locked="0" layoutInCell="1" allowOverlap="1" wp14:anchorId="02551B86" wp14:editId="51DAB4EE">
-            <wp:simplePos x="0" y="0"/>
-            <wp:positionH relativeFrom="column">
-              <wp:posOffset>2305050</wp:posOffset>
-            </wp:positionH>
-            <wp:positionV relativeFrom="paragraph">
-              <wp:posOffset>43815</wp:posOffset>
-            </wp:positionV>
-            <wp:extent cx="1293230" cy="781050"/>
-            <wp:effectExtent l="0" t="0" r="0" b="0"/>
-            <wp:wrapNone/>
-            <wp:docPr id="1546266447" name="Picture 7"/>
-            <wp:cNvGraphicFramePr>
-              <a:graphicFrameLocks xmlns:a="http://schemas.openxmlformats.org/drawingml/2006/main" noChangeAspect="1"/>
-            </wp:cNvGraphicFramePr>
-            <a:graphic xmlns:a="http://schemas.openxmlformats.org/drawingml/2006/main">
-              <a:graphicData uri="http://schemas.openxmlformats.org/drawingml/2006/picture">
-                <pic:pic xmlns:pic="http://schemas.openxmlformats.org/drawingml/2006/picture">
-                  <pic:nvPicPr>
-                    <pic:cNvPr id="0" name="Picture 3"/>
-                    <pic:cNvPicPr>
-                      <a:picLocks noChangeAspect="1" noChangeArrowheads="1"/>
-                    </pic:cNvPicPr>
-                  </pic:nvPicPr>
-                  <pic:blipFill>
-                    <a:blip r:embed="rId11" cstate="print">
-                      <a:extLst>
-                        <a:ext uri="{28A0092B-C50C-407E-A947-70E740481C1C}">
-                          <a14:useLocalDpi xmlns:a14="http://schemas.microsoft.com/office/drawing/2010/main" val="0"/>
-                        </a:ext>
-                      </a:extLst>
-                    </a:blip>
-                    <a:srcRect/>
-                    <a:stretch>
-                      <a:fillRect/>
-                    </a:stretch>
-                  </pic:blipFill>
-                  <pic:spPr bwMode="auto">
-                    <a:xfrm>
-                      <a:off x="0" y="0"/>
-                      <a:ext cx="1293230" cy="781050"/>
-                    </a:xfrm>
-                    <a:prstGeom prst="rect">
-                      <a:avLst/>
-                    </a:prstGeom>
-                    <a:noFill/>
-                    <a:ln>
-                      <a:noFill/>
-                    </a:ln>
-                  </pic:spPr>
-                </pic:pic>
-              </a:graphicData>
-            </a:graphic>
-            <wp14:sizeRelH relativeFrom="margin">
-              <wp14:pctWidth>0</wp14:pctWidth>
-            </wp14:sizeRelH>
-            <wp14:sizeRelV relativeFrom="margin">
-              <wp14:pctHeight>0</wp14:pctHeight>
-            </wp14:sizeRelV>
-          </wp:anchor>
-        </w:drawing>
-      </w:r>
     </w:p>
     <w:p>
       <w:pPr>

--- a/plantillas/webex-motion/MOTION_FOR_WEBEX.docx
+++ b/plantillas/webex-motion/MOTION_FOR_WEBEX.docx
@@ -1068,6 +1068,424 @@
         <w:t xml:space="preserve"> </w:t>
       </w:r>
     </w:p>
+    <w:p>
+      <w:pPr>
+        <w:spacing w:line="240" w:lineRule="auto"/>
+        <w:rPr>
+          <w:rFonts w:ascii="Times New Roman" w:eastAsia="Times New Roman" w:hAnsi="Times New Roman" w:cs="Times New Roman"/>
+          <w:b/>
+          <w:sz w:val="24"/>
+          <w:szCs w:val="24"/>
+        </w:rPr>
+      </w:pPr>
+      <w:r>
+        <w:rPr>
+          <w:rFonts w:ascii="Times New Roman" w:eastAsia="Times New Roman" w:hAnsi="Times New Roman" w:cs="Times New Roman"/>
+          <w:b/>
+          <w:sz w:val="24"/>
+          <w:szCs w:val="24"/>
+        </w:rPr>
+        <w:tab/>
+      </w:r>
+    </w:p>
+    <w:p>
+      <w:pPr>
+        <w:spacing w:line="240" w:lineRule="auto"/>
+        <w:ind w:left="1440" w:hanging="1320"/>
+        <w:rPr>
+          <w:rFonts w:ascii="Times New Roman" w:eastAsia="Times New Roman" w:hAnsi="Times New Roman" w:cs="Times New Roman"/>
+          <w:sz w:val="24"/>
+          <w:szCs w:val="24"/>
+        </w:rPr>
+      </w:pPr>
+    </w:p>
+    <w:p>
+      <w:pPr>
+        <w:spacing w:line="240" w:lineRule="auto"/>
+        <w:ind w:left="1440" w:hanging="1320"/>
+        <w:rPr>
+          <w:rFonts w:ascii="Times New Roman" w:eastAsia="Times New Roman" w:hAnsi="Times New Roman" w:cs="Times New Roman"/>
+          <w:sz w:val="24"/>
+          <w:szCs w:val="24"/>
+        </w:rPr>
+      </w:pPr>
+    </w:p>
+    <w:p>
+      <w:pPr>
+        <w:pBdr>
+          <w:top w:val="nil"/>
+          <w:left w:val="nil"/>
+          <w:bottom w:val="nil"/>
+          <w:right w:val="nil"/>
+          <w:between w:val="nil"/>
+        </w:pBdr>
+        <w:spacing w:line="240" w:lineRule="auto"/>
+        <w:ind w:left="720"/>
+        <w:rPr>
+          <w:rFonts w:ascii="Times New Roman" w:eastAsia="Times New Roman" w:hAnsi="Times New Roman" w:cs="Times New Roman"/>
+          <w:b/>
+          <w:color w:val="000000"/>
+          <w:sz w:val="24"/>
+          <w:szCs w:val="24"/>
+        </w:rPr>
+      </w:pPr>
+    </w:p>
+    <w:p>
+      <w:pPr>
+        <w:spacing w:line="240" w:lineRule="auto"/>
+        <w:ind w:left="1440" w:hanging="1440"/>
+        <w:rPr>
+          <w:rFonts w:ascii="Times New Roman" w:eastAsia="Times New Roman" w:hAnsi="Times New Roman" w:cs="Times New Roman"/>
+          <w:b/>
+          <w:sz w:val="24"/>
+          <w:szCs w:val="24"/>
+        </w:rPr>
+      </w:pPr>
+      <w:r>
+        <w:rPr>
+          <w:rFonts w:ascii="Times New Roman" w:eastAsia="Times New Roman" w:hAnsi="Times New Roman" w:cs="Times New Roman"/>
+          <w:b/>
+          <w:sz w:val="24"/>
+          <w:szCs w:val="24"/>
+        </w:rPr>
+        <w:t xml:space="preserve"> </w:t>
+      </w:r>
+    </w:p>
+    <w:p>
+      <w:pPr>
+        <w:pBdr>
+          <w:top w:val="nil"/>
+          <w:left w:val="nil"/>
+          <w:bottom w:val="nil"/>
+          <w:right w:val="nil"/>
+          <w:between w:val="nil"/>
+        </w:pBdr>
+        <w:spacing w:line="240" w:lineRule="auto"/>
+        <w:ind w:left="2160" w:hanging="1440"/>
+        <w:rPr>
+          <w:rFonts w:ascii="Times New Roman" w:eastAsia="Times New Roman" w:hAnsi="Times New Roman" w:cs="Times New Roman"/>
+          <w:b/>
+          <w:color w:val="000000"/>
+          <w:sz w:val="24"/>
+          <w:szCs w:val="24"/>
+        </w:rPr>
+      </w:pPr>
+    </w:p>
+    <w:p>
+      <w:pPr>
+        <w:spacing w:line="240" w:lineRule="auto"/>
+        <w:rPr>
+          <w:rFonts w:ascii="Times New Roman" w:eastAsia="Times New Roman" w:hAnsi="Times New Roman" w:cs="Times New Roman"/>
+          <w:b/>
+          <w:sz w:val="24"/>
+          <w:szCs w:val="24"/>
+        </w:rPr>
+      </w:pPr>
+    </w:p>
+    <w:p>
+      <w:pPr>
+        <w:pBdr>
+          <w:top w:val="nil"/>
+          <w:left w:val="nil"/>
+          <w:bottom w:val="nil"/>
+          <w:right w:val="nil"/>
+          <w:between w:val="nil"/>
+        </w:pBdr>
+        <w:spacing w:line="240" w:lineRule="auto"/>
+        <w:ind w:left="720"/>
+        <w:rPr>
+          <w:rFonts w:ascii="Times New Roman" w:eastAsia="Times New Roman" w:hAnsi="Times New Roman" w:cs="Times New Roman"/>
+          <w:b/>
+          <w:color w:val="000000"/>
+          <w:sz w:val="24"/>
+          <w:szCs w:val="24"/>
+        </w:rPr>
+      </w:pPr>
+    </w:p>
+    <w:p>
+      <w:pPr>
+        <w:spacing w:line="240" w:lineRule="auto"/>
+        <w:rPr>
+          <w:rFonts w:ascii="Times New Roman" w:eastAsia="Times New Roman" w:hAnsi="Times New Roman" w:cs="Times New Roman"/>
+          <w:b/>
+          <w:sz w:val="24"/>
+          <w:szCs w:val="24"/>
+        </w:rPr>
+      </w:pPr>
+    </w:p>
+    <w:p>
+      <w:pPr>
+        <w:spacing w:line="240" w:lineRule="auto"/>
+        <w:rPr>
+          <w:rFonts w:ascii="Times New Roman" w:eastAsia="Times New Roman" w:hAnsi="Times New Roman" w:cs="Times New Roman"/>
+          <w:b/>
+          <w:sz w:val="24"/>
+          <w:szCs w:val="24"/>
+        </w:rPr>
+      </w:pPr>
+    </w:p>
+    <w:p>
+      <w:pPr>
+        <w:spacing w:line="240" w:lineRule="auto"/>
+        <w:rPr>
+          <w:rFonts w:ascii="Times New Roman" w:eastAsia="Times New Roman" w:hAnsi="Times New Roman" w:cs="Times New Roman"/>
+          <w:b/>
+          <w:sz w:val="24"/>
+          <w:szCs w:val="24"/>
+        </w:rPr>
+      </w:pPr>
+    </w:p>
+    <w:p>
+      <w:pPr>
+        <w:spacing w:line="240" w:lineRule="auto"/>
+        <w:rPr>
+          <w:rFonts w:ascii="Times New Roman" w:eastAsia="Times New Roman" w:hAnsi="Times New Roman" w:cs="Times New Roman"/>
+          <w:b/>
+          <w:sz w:val="24"/>
+          <w:szCs w:val="24"/>
+        </w:rPr>
+      </w:pPr>
+    </w:p>
+    <w:p>
+      <w:pPr>
+        <w:spacing w:line="240" w:lineRule="auto"/>
+        <w:rPr>
+          <w:rFonts w:ascii="Times New Roman" w:eastAsia="Times New Roman" w:hAnsi="Times New Roman" w:cs="Times New Roman"/>
+          <w:b/>
+          <w:sz w:val="36"/>
+          <w:szCs w:val="36"/>
+        </w:rPr>
+      </w:pPr>
+      <w:r>
+        <w:rPr>
+          <w:rFonts w:ascii="Times New Roman" w:eastAsia="Times New Roman" w:hAnsi="Times New Roman" w:cs="Times New Roman"/>
+          <w:b/>
+          <w:sz w:val="24"/>
+          <w:szCs w:val="24"/>
+        </w:rPr>
+        <w:tab/>
+        <w:tab/>
+        <w:tab/>
+      </w:r>
+      <w:r>
+        <w:rPr>
+          <w:rFonts w:ascii="Times New Roman" w:eastAsia="Times New Roman" w:hAnsi="Times New Roman" w:cs="Times New Roman"/>
+          <w:b/>
+          <w:sz w:val="36"/>
+          <w:szCs w:val="36"/>
+        </w:rPr>
+        <w:t xml:space="preserve"> </w:t>
+      </w:r>
+    </w:p>
+    <w:p>
+      <w:pPr>
+        <w:spacing w:line="240" w:lineRule="auto"/>
+        <w:rPr>
+          <w:rFonts w:ascii="Times New Roman" w:eastAsia="Times New Roman" w:hAnsi="Times New Roman" w:cs="Times New Roman"/>
+          <w:b/>
+          <w:sz w:val="36"/>
+          <w:szCs w:val="36"/>
+        </w:rPr>
+      </w:pPr>
+      <w:r>
+        <w:rPr>
+          <w:rFonts w:ascii="Times New Roman" w:eastAsia="Times New Roman" w:hAnsi="Times New Roman" w:cs="Times New Roman"/>
+          <w:b/>
+          <w:sz w:val="36"/>
+          <w:szCs w:val="36"/>
+        </w:rPr>
+        <w:t xml:space="preserve"> </w:t>
+      </w:r>
+    </w:p>
+    <w:p>
+      <w:pPr>
+        <w:spacing w:line="240" w:lineRule="auto"/>
+        <w:rPr>
+          <w:rFonts w:ascii="Times New Roman" w:eastAsia="Times New Roman" w:hAnsi="Times New Roman" w:cs="Times New Roman"/>
+          <w:b/>
+          <w:sz w:val="36"/>
+          <w:szCs w:val="36"/>
+          <w:u w:val="single"/>
+        </w:rPr>
+      </w:pPr>
+    </w:p>
+    <w:p>
+      <w:pPr>
+        <w:spacing w:line="240" w:lineRule="auto"/>
+        <w:rPr>
+          <w:rFonts w:ascii="Times New Roman" w:eastAsia="Times New Roman" w:hAnsi="Times New Roman" w:cs="Times New Roman"/>
+          <w:b/>
+          <w:sz w:val="40"/>
+          <w:szCs w:val="40"/>
+          <w:u w:val="single"/>
+        </w:rPr>
+      </w:pPr>
+      <w:r>
+        <w:rPr>
+          <w:rFonts w:ascii="Times New Roman" w:eastAsia="Times New Roman" w:hAnsi="Times New Roman" w:cs="Times New Roman"/>
+          <w:b/>
+          <w:sz w:val="24"/>
+          <w:szCs w:val="24"/>
+        </w:rPr>
+        <w:tab/>
+        <w:tab/>
+        <w:tab/>
+        <w:tab/>
+        <w:tab/>
+        <w:tab/>
+        <w:tab/>
+        <w:tab/>
+      </w:r>
+      <w:r>
+        <w:rPr>
+          <w:rFonts w:ascii="Times New Roman" w:eastAsia="Times New Roman" w:hAnsi="Times New Roman" w:cs="Times New Roman"/>
+          <w:b/>
+          <w:sz w:val="40"/>
+          <w:szCs w:val="40"/>
+        </w:rPr>
+        <w:t xml:space="preserve">     </w:t>
+      </w:r>
+    </w:p>
+    <w:p>
+      <w:pPr>
+        <w:spacing w:line="240" w:lineRule="auto"/>
+        <w:rPr>
+          <w:rFonts w:ascii="Times New Roman" w:eastAsia="Times New Roman" w:hAnsi="Times New Roman" w:cs="Times New Roman"/>
+          <w:b/>
+          <w:sz w:val="24"/>
+          <w:szCs w:val="24"/>
+        </w:rPr>
+      </w:pPr>
+    </w:p>
+    <w:p>
+      <w:pPr>
+        <w:spacing w:line="240" w:lineRule="auto"/>
+        <w:rPr>
+          <w:rFonts w:ascii="Times New Roman" w:eastAsia="Times New Roman" w:hAnsi="Times New Roman" w:cs="Times New Roman"/>
+          <w:b/>
+          <w:sz w:val="24"/>
+          <w:szCs w:val="24"/>
+        </w:rPr>
+      </w:pPr>
+    </w:p>
+    <w:p>
+      <w:pPr>
+        <w:spacing w:line="240" w:lineRule="auto"/>
+        <w:rPr>
+          <w:rFonts w:ascii="Times New Roman" w:eastAsia="Times New Roman" w:hAnsi="Times New Roman" w:cs="Times New Roman"/>
+          <w:b/>
+          <w:sz w:val="24"/>
+          <w:szCs w:val="24"/>
+        </w:rPr>
+      </w:pPr>
+    </w:p>
+    <w:p>
+      <w:pPr>
+        <w:spacing w:line="240" w:lineRule="auto"/>
+        <w:rPr>
+          <w:rFonts w:ascii="Times New Roman" w:eastAsia="Times New Roman" w:hAnsi="Times New Roman" w:cs="Times New Roman"/>
+          <w:b/>
+          <w:sz w:val="24"/>
+          <w:szCs w:val="24"/>
+        </w:rPr>
+      </w:pPr>
+    </w:p>
+    <w:p>
+      <w:pPr>
+        <w:spacing w:line="240" w:lineRule="auto"/>
+        <w:rPr>
+          <w:rFonts w:ascii="Times New Roman" w:eastAsia="Times New Roman" w:hAnsi="Times New Roman" w:cs="Times New Roman"/>
+          <w:b/>
+          <w:sz w:val="24"/>
+          <w:szCs w:val="24"/>
+        </w:rPr>
+      </w:pPr>
+    </w:p>
+    <w:p>
+      <w:pPr>
+        <w:spacing w:line="240" w:lineRule="auto"/>
+        <w:rPr>
+          <w:rFonts w:ascii="Times New Roman" w:eastAsia="Times New Roman" w:hAnsi="Times New Roman" w:cs="Times New Roman"/>
+          <w:b/>
+          <w:sz w:val="24"/>
+          <w:szCs w:val="24"/>
+        </w:rPr>
+      </w:pPr>
+    </w:p>
+    <w:p>
+      <w:pPr>
+        <w:spacing w:line="240" w:lineRule="auto"/>
+        <w:rPr>
+          <w:rFonts w:ascii="Times New Roman" w:eastAsia="Times New Roman" w:hAnsi="Times New Roman" w:cs="Times New Roman"/>
+          <w:b/>
+          <w:sz w:val="24"/>
+          <w:szCs w:val="24"/>
+        </w:rPr>
+      </w:pPr>
+    </w:p>
+    <w:p>
+      <w:pPr>
+        <w:spacing w:line="240" w:lineRule="auto"/>
+        <w:rPr>
+          <w:rFonts w:ascii="Times New Roman" w:eastAsia="Times New Roman" w:hAnsi="Times New Roman" w:cs="Times New Roman"/>
+          <w:b/>
+          <w:sz w:val="24"/>
+          <w:szCs w:val="24"/>
+        </w:rPr>
+      </w:pPr>
+    </w:p>
+    <w:p>
+      <w:pPr>
+        <w:spacing w:line="240" w:lineRule="auto"/>
+        <w:rPr>
+          <w:rFonts w:ascii="Times New Roman" w:eastAsia="Times New Roman" w:hAnsi="Times New Roman" w:cs="Times New Roman"/>
+          <w:b/>
+          <w:sz w:val="24"/>
+          <w:szCs w:val="24"/>
+        </w:rPr>
+      </w:pPr>
+    </w:p>
+    <w:p>
+      <w:pPr>
+        <w:spacing w:line="240" w:lineRule="auto"/>
+        <w:rPr>
+          <w:rFonts w:ascii="Times New Roman" w:eastAsia="Times New Roman" w:hAnsi="Times New Roman" w:cs="Times New Roman"/>
+          <w:b/>
+          <w:sz w:val="24"/>
+          <w:szCs w:val="24"/>
+        </w:rPr>
+      </w:pPr>
+    </w:p>
+    <w:p>
+      <w:pPr>
+        <w:spacing w:line="240" w:lineRule="auto"/>
+        <w:rPr>
+          <w:rFonts w:ascii="Times New Roman" w:eastAsia="Times New Roman" w:hAnsi="Times New Roman" w:cs="Times New Roman"/>
+          <w:b/>
+          <w:sz w:val="24"/>
+          <w:szCs w:val="24"/>
+        </w:rPr>
+      </w:pPr>
+    </w:p>
+    <w:p>
+      <w:pPr>
+        <w:spacing w:line="240" w:lineRule="auto"/>
+        <w:rPr>
+          <w:rFonts w:ascii="Times New Roman" w:eastAsia="Times New Roman" w:hAnsi="Times New Roman" w:cs="Times New Roman"/>
+          <w:b/>
+          <w:sz w:val="24"/>
+          <w:szCs w:val="24"/>
+        </w:rPr>
+        <w:sectPr>
+          <w:headerReference w:type="default" r:id="rId7"/>
+          <w:footerReference w:type="default" r:id="rId8"/>
+          <w:pgSz w:w="12240" w:h="15840"/>
+          <w:pgMar w:top="1440" w:right="1440" w:bottom="1440" w:left="1440" w:header="720" w:footer="432" w:gutter="0"/>
+          <w:pgNumType w:start="1"/>
+          <w:cols w:space="720"/>
+        </w:sectPr>
+      </w:pPr>
+    </w:p>
     <w:sdt>
       <w:sdtPr>
         <w:rPr>
@@ -1093,7 +1511,6 @@
     </w:sdt>
     <w:p>
       <w:pPr>
-        <w:pageBreakBefore/>
         <w:spacing w:line="240" w:lineRule="auto"/>
         <w:rPr>
           <w:rFonts w:ascii="Times New Roman" w:hAnsi="Times New Roman"/>
@@ -2323,7 +2740,164 @@
     </w:p>
     <w:p>
       <w:pPr>
-        <w:pageBreakBefore/>
+        <w:spacing w:line="276" w:lineRule="auto"/>
+        <w:jc w:val="both"/>
+        <w:rPr>
+          <w:rFonts w:ascii="Times New Roman" w:eastAsia="Times New Roman" w:hAnsi="Times New Roman" w:cs="Times New Roman"/>
+          <w:sz w:val="24"/>
+          <w:szCs w:val="24"/>
+        </w:rPr>
+      </w:pPr>
+    </w:p>
+    <w:p>
+      <w:pPr>
+        <w:spacing w:line="276" w:lineRule="auto"/>
+        <w:jc w:val="both"/>
+        <w:rPr>
+          <w:rFonts w:ascii="Times New Roman" w:eastAsia="Times New Roman" w:hAnsi="Times New Roman" w:cs="Times New Roman"/>
+          <w:sz w:val="24"/>
+          <w:szCs w:val="24"/>
+        </w:rPr>
+      </w:pPr>
+    </w:p>
+    <w:p>
+      <w:pPr>
+        <w:spacing w:line="276" w:lineRule="auto"/>
+        <w:jc w:val="both"/>
+        <w:rPr>
+          <w:rFonts w:ascii="Times New Roman" w:eastAsia="Times New Roman" w:hAnsi="Times New Roman" w:cs="Times New Roman"/>
+          <w:sz w:val="24"/>
+          <w:szCs w:val="24"/>
+        </w:rPr>
+      </w:pPr>
+    </w:p>
+    <w:p>
+      <w:pPr>
+        <w:spacing w:line="276" w:lineRule="auto"/>
+        <w:jc w:val="both"/>
+        <w:rPr>
+          <w:rFonts w:ascii="Times New Roman" w:eastAsia="Times New Roman" w:hAnsi="Times New Roman" w:cs="Times New Roman"/>
+          <w:sz w:val="24"/>
+          <w:szCs w:val="24"/>
+        </w:rPr>
+      </w:pPr>
+    </w:p>
+    <w:p>
+      <w:pPr>
+        <w:spacing w:line="276" w:lineRule="auto"/>
+        <w:jc w:val="both"/>
+        <w:rPr>
+          <w:rFonts w:ascii="Times New Roman" w:eastAsia="Times New Roman" w:hAnsi="Times New Roman" w:cs="Times New Roman"/>
+          <w:sz w:val="24"/>
+          <w:szCs w:val="24"/>
+        </w:rPr>
+      </w:pPr>
+    </w:p>
+    <w:p>
+      <w:pPr>
+        <w:tabs>
+          <w:tab w:val="left" w:pos="720"/>
+          <w:tab w:val="left" w:pos="1440"/>
+          <w:tab w:val="left" w:pos="2160"/>
+          <w:tab w:val="left" w:pos="2880"/>
+          <w:tab w:val="left" w:pos="3600"/>
+          <w:tab w:val="left" w:pos="4320"/>
+          <w:tab w:val="left" w:pos="6180"/>
+        </w:tabs>
+        <w:spacing w:line="240" w:lineRule="auto"/>
+        <w:rPr>
+          <w:rFonts w:ascii="Times New Roman" w:eastAsia="Times New Roman" w:hAnsi="Times New Roman" w:cs="Times New Roman"/>
+          <w:sz w:val="24"/>
+          <w:szCs w:val="24"/>
+        </w:rPr>
+      </w:pPr>
+      <w:r>
+        <w:rPr>
+          <w:rFonts w:ascii="Times New Roman" w:eastAsia="Times New Roman" w:hAnsi="Times New Roman" w:cs="Times New Roman"/>
+          <w:sz w:val="24"/>
+          <w:szCs w:val="24"/>
+        </w:rPr>
+        <w:tab/>
+      </w:r>
+    </w:p>
+    <w:p>
+      <w:pPr>
+        <w:spacing w:line="240" w:lineRule="auto"/>
+        <w:rPr>
+          <w:rFonts w:ascii="Times New Roman" w:eastAsia="Times New Roman" w:hAnsi="Times New Roman" w:cs="Times New Roman"/>
+          <w:sz w:val="24"/>
+          <w:szCs w:val="24"/>
+        </w:rPr>
+      </w:pPr>
+    </w:p>
+    <w:p>
+      <w:pPr>
+        <w:jc w:val="both"/>
+        <w:rPr>
+          <w:rFonts w:ascii="Times New Roman" w:eastAsia="Times New Roman" w:hAnsi="Times New Roman" w:cs="Times New Roman"/>
+          <w:sz w:val="24"/>
+          <w:szCs w:val="24"/>
+        </w:rPr>
+      </w:pPr>
+    </w:p>
+    <w:p>
+      <w:pPr>
+        <w:jc w:val="both"/>
+        <w:rPr>
+          <w:rFonts w:ascii="Times New Roman" w:eastAsia="Times New Roman" w:hAnsi="Times New Roman" w:cs="Times New Roman"/>
+          <w:sz w:val="24"/>
+          <w:szCs w:val="24"/>
+        </w:rPr>
+      </w:pPr>
+    </w:p>
+    <w:p>
+      <w:pPr>
+        <w:jc w:val="both"/>
+        <w:rPr>
+          <w:rFonts w:ascii="Times New Roman" w:eastAsia="Times New Roman" w:hAnsi="Times New Roman" w:cs="Times New Roman"/>
+          <w:sz w:val="24"/>
+          <w:szCs w:val="24"/>
+        </w:rPr>
+      </w:pPr>
+    </w:p>
+    <w:p>
+      <w:pPr>
+        <w:jc w:val="both"/>
+        <w:rPr>
+          <w:rFonts w:ascii="Times New Roman" w:eastAsia="Times New Roman" w:hAnsi="Times New Roman" w:cs="Times New Roman"/>
+          <w:sz w:val="24"/>
+          <w:szCs w:val="24"/>
+        </w:rPr>
+      </w:pPr>
+    </w:p>
+    <w:p>
+      <w:pPr>
+        <w:tabs>
+          <w:tab w:val="left" w:pos="-720"/>
+        </w:tabs>
+        <w:jc w:val="both"/>
+        <w:rPr>
+          <w:rFonts w:ascii="Times New Roman" w:eastAsia="Times New Roman" w:hAnsi="Times New Roman" w:cs="Times New Roman"/>
+          <w:sz w:val="24"/>
+          <w:szCs w:val="24"/>
+        </w:rPr>
+      </w:pPr>
+    </w:p>
+    <w:p>
+      <w:pPr>
+        <w:tabs>
+          <w:tab w:val="left" w:pos="-720"/>
+        </w:tabs>
+        <w:jc w:val="both"/>
+        <w:rPr>
+          <w:rFonts w:ascii="Times New Roman" w:eastAsia="Times New Roman" w:hAnsi="Times New Roman" w:cs="Times New Roman"/>
+          <w:sz w:val="24"/>
+          <w:szCs w:val="24"/>
+        </w:rPr>
+      </w:pPr>
+    </w:p>
+    <w:p>
+      <w:pPr>
         <w:spacing w:line="240" w:lineRule="auto"/>
         <w:jc w:val="center"/>
         <w:rPr>
@@ -3172,7 +3746,6 @@
     </w:sdt>
     <w:p>
       <w:pPr>
-        <w:pageBreakBefore/>
         <w:spacing w:line="240" w:lineRule="auto"/>
         <w:rPr>
           <w:rFonts w:ascii="Times New Roman" w:eastAsia="Times New Roman" w:hAnsi="Times New Roman" w:cs="Times New Roman"/>

--- a/plantillas/webex-motion/MOTION_FOR_WEBEX.docx
+++ b/plantillas/webex-motion/MOTION_FOR_WEBEX.docx
@@ -64,7 +64,7 @@
           <w:sz w:val="24"/>
           <w:szCs w:val="24"/>
         </w:rPr>
-        <w:t xml:space="preserve">3250 Wilshire Blvd., Suite 2100</w:t>
+        <w:t>3250 Wilshire Blvd., Suite 2100</w:t>
       </w:r>
     </w:p>
     <w:p>
@@ -313,7 +313,14 @@
           <w:sz w:val="24"/>
           <w:szCs w:val="24"/>
         </w:rPr>
-        <w:t xml:space="preserve">In the Matter of:</w:t>
+        <w:t>In the Matter of:</w:t>
+      </w:r>
+      <w:r>
+        <w:rPr>
+          <w:rFonts w:ascii="Times New Roman" w:eastAsia="Times New Roman" w:hAnsi="Times New Roman" w:cs="Times New Roman"/>
+          <w:sz w:val="24"/>
+          <w:szCs w:val="24"/>
+        </w:rPr>
         <w:tab/>
         <w:t>)</w:t>
       </w:r>
@@ -329,15 +336,13 @@
           <w:rFonts w:ascii="Times New Roman" w:eastAsia="Times New Roman" w:hAnsi="Times New Roman" w:cs="Times New Roman"/>
           <w:sz w:val="24"/>
           <w:szCs w:val="24"/>
-          <w:lang w:val="es-MX"/>
-        </w:rPr>
-      </w:pPr>
-      <w:r>
-        <w:rPr>
-          <w:rFonts w:ascii="Times New Roman" w:eastAsia="Times New Roman" w:hAnsi="Times New Roman" w:cs="Times New Roman"/>
-          <w:sz w:val="24"/>
-          <w:szCs w:val="24"/>
-          <w:lang w:val="es-MX"/>
+        </w:rPr>
+      </w:pPr>
+      <w:r>
+        <w:rPr>
+          <w:rFonts w:ascii="Times New Roman" w:eastAsia="Times New Roman" w:hAnsi="Times New Roman" w:cs="Times New Roman"/>
+          <w:sz w:val="24"/>
+          <w:szCs w:val="24"/>
         </w:rPr>
         <w:tab/>
         <w:t>)</w:t>
@@ -354,15 +359,13 @@
           <w:rFonts w:ascii="Times New Roman" w:eastAsia="Times New Roman" w:hAnsi="Times New Roman" w:cs="Times New Roman"/>
           <w:sz w:val="24"/>
           <w:szCs w:val="24"/>
-          <w:lang w:val="es-MX"/>
-        </w:rPr>
-      </w:pPr>
-      <w:r>
-        <w:rPr>
-          <w:rFonts w:ascii="Times New Roman" w:eastAsia="Times New Roman" w:hAnsi="Times New Roman" w:cs="Times New Roman"/>
-          <w:sz w:val="24"/>
-          <w:szCs w:val="24"/>
-          <w:lang w:val="es-MX"/>
+        </w:rPr>
+      </w:pPr>
+      <w:r>
+        <w:rPr>
+          <w:rFonts w:ascii="Times New Roman" w:eastAsia="Times New Roman" w:hAnsi="Times New Roman" w:cs="Times New Roman"/>
+          <w:sz w:val="24"/>
+          <w:szCs w:val="24"/>
         </w:rPr>
         <w:tab/>
         <w:t>)</w:t>
@@ -379,15 +382,13 @@
           <w:rFonts w:ascii="Times New Roman" w:eastAsia="Times New Roman" w:hAnsi="Times New Roman" w:cs="Times New Roman"/>
           <w:sz w:val="24"/>
           <w:szCs w:val="24"/>
-          <w:lang w:val="es-MX"/>
-        </w:rPr>
-      </w:pPr>
-      <w:r>
-        <w:rPr>
-          <w:rFonts w:ascii="Times New Roman" w:eastAsia="Times New Roman" w:hAnsi="Times New Roman" w:cs="Times New Roman"/>
-          <w:sz w:val="24"/>
-          <w:szCs w:val="24"/>
-          <w:lang w:val="es-MX"/>
+        </w:rPr>
+      </w:pPr>
+      <w:r>
+        <w:rPr>
+          <w:rFonts w:ascii="Times New Roman" w:eastAsia="Times New Roman" w:hAnsi="Times New Roman" w:cs="Times New Roman"/>
+          <w:sz w:val="24"/>
+          <w:szCs w:val="24"/>
         </w:rPr>
         <w:tab/>
         <w:t>)</w:t>
@@ -405,7 +406,6 @@
           <w:rFonts w:ascii="Times New Roman" w:eastAsia="Times New Roman" w:hAnsi="Times New Roman" w:cs="Times New Roman"/>
           <w:sz w:val="24"/>
           <w:szCs w:val="24"/>
-          <w:lang w:val="es-MX"/>
         </w:rPr>
       </w:pPr>
       <w:sdt>
@@ -424,7 +424,7 @@
               <w:sz w:val="24"/>
               <w:szCs w:val="24"/>
             </w:rPr>
-            <w:t xml:space="preserve">Argel Chavez, Eva Sandrith</w:t>
+            <w:t>Argel Chavez, Eva Sandrith</w:t>
           </w:r>
         </w:sdtContent>
       </w:sdt>
@@ -464,7 +464,7 @@
               <w:sz w:val="24"/>
               <w:szCs w:val="24"/>
             </w:rPr>
-            <w:t xml:space="preserve">245-540-580</w:t>
+            <w:t>245-540-580</w:t>
           </w:r>
         </w:sdtContent>
       </w:sdt>
@@ -480,15 +480,13 @@
           <w:rFonts w:ascii="Times New Roman" w:eastAsia="Times New Roman" w:hAnsi="Times New Roman" w:cs="Times New Roman"/>
           <w:sz w:val="24"/>
           <w:szCs w:val="24"/>
-          <w:lang w:val="es-MX"/>
-        </w:rPr>
-      </w:pPr>
-      <w:r>
-        <w:rPr>
-          <w:rFonts w:ascii="Times New Roman" w:eastAsia="Times New Roman" w:hAnsi="Times New Roman" w:cs="Times New Roman"/>
-          <w:sz w:val="24"/>
-          <w:szCs w:val="24"/>
-          <w:lang w:val="es-MX"/>
+        </w:rPr>
+      </w:pPr>
+      <w:r>
+        <w:rPr>
+          <w:rFonts w:ascii="Times New Roman" w:eastAsia="Times New Roman" w:hAnsi="Times New Roman" w:cs="Times New Roman"/>
+          <w:sz w:val="24"/>
+          <w:szCs w:val="24"/>
         </w:rPr>
         <w:tab/>
         <w:t>)</w:t>
@@ -505,15 +503,13 @@
           <w:rFonts w:ascii="Times New Roman" w:eastAsia="Times New Roman" w:hAnsi="Times New Roman" w:cs="Times New Roman"/>
           <w:sz w:val="24"/>
           <w:szCs w:val="24"/>
-          <w:lang w:val="es-MX"/>
-        </w:rPr>
-      </w:pPr>
-      <w:r>
-        <w:rPr>
-          <w:rFonts w:ascii="Times New Roman" w:eastAsia="Times New Roman" w:hAnsi="Times New Roman" w:cs="Times New Roman"/>
-          <w:sz w:val="24"/>
-          <w:szCs w:val="24"/>
-          <w:lang w:val="es-MX"/>
+        </w:rPr>
+      </w:pPr>
+      <w:r>
+        <w:rPr>
+          <w:rFonts w:ascii="Times New Roman" w:eastAsia="Times New Roman" w:hAnsi="Times New Roman" w:cs="Times New Roman"/>
+          <w:sz w:val="24"/>
+          <w:szCs w:val="24"/>
         </w:rPr>
         <w:tab/>
         <w:t>)</w:t>
@@ -529,17 +525,22 @@
           <w:rFonts w:ascii="Times New Roman" w:eastAsia="Times New Roman" w:hAnsi="Times New Roman" w:cs="Times New Roman"/>
           <w:sz w:val="24"/>
           <w:szCs w:val="24"/>
-          <w:lang w:val="es-MX"/>
-        </w:rPr>
-      </w:pPr>
-      <w:r>
-        <w:rPr>
-          <w:rFonts w:ascii="Times New Roman" w:eastAsia="Times New Roman" w:hAnsi="Times New Roman" w:cs="Times New Roman"/>
-          <w:sz w:val="24"/>
-          <w:szCs w:val="24"/>
-          <w:lang w:val="es-MX"/>
-        </w:rPr>
-        <w:t xml:space="preserve">Respondents,</w:t>
+        </w:rPr>
+      </w:pPr>
+      <w:r>
+        <w:rPr>
+          <w:rFonts w:ascii="Times New Roman" w:eastAsia="Times New Roman" w:hAnsi="Times New Roman" w:cs="Times New Roman"/>
+          <w:sz w:val="24"/>
+          <w:szCs w:val="24"/>
+        </w:rPr>
+        <w:t>Respondents,</w:t>
+      </w:r>
+      <w:r>
+        <w:rPr>
+          <w:rFonts w:ascii="Times New Roman" w:eastAsia="Times New Roman" w:hAnsi="Times New Roman" w:cs="Times New Roman"/>
+          <w:sz w:val="24"/>
+          <w:szCs w:val="24"/>
+        </w:rPr>
         <w:tab/>
         <w:t>)</w:t>
       </w:r>
@@ -562,7 +563,6 @@
           <w:rFonts w:ascii="Times New Roman" w:eastAsia="Times New Roman" w:hAnsi="Times New Roman" w:cs="Times New Roman"/>
           <w:sz w:val="24"/>
           <w:szCs w:val="24"/>
-          <w:lang w:val="es-MX"/>
         </w:rPr>
         <w:tab/>
         <w:t>)</w:t>
@@ -720,7 +720,7 @@
               <w:sz w:val="22"/>
               <w:szCs w:val="22"/>
             </w:rPr>
-            <w:t xml:space="preserve">Wright, Virna A.</w:t>
+            <w:t>Wright, Virna A.</w:t>
           </w:r>
         </w:sdtContent>
       </w:sdt>
@@ -760,7 +760,7 @@
               <w:sz w:val="22"/>
               <w:szCs w:val="22"/>
             </w:rPr>
-            <w:t xml:space="preserve">August 19, 2026 at 8:30 AM</w:t>
+            <w:t>August 19, 2026 at 8:30 AM</w:t>
           </w:r>
         </w:sdtContent>
       </w:sdt>
@@ -1001,14 +1001,78 @@
           <w:szCs w:val="24"/>
         </w:rPr>
         <w:tab/>
+      </w:r>
+      <w:r>
+        <w:rPr>
+          <w:rFonts w:ascii="Times New Roman" w:eastAsia="Times New Roman" w:hAnsi="Times New Roman" w:cs="Times New Roman"/>
+          <w:b/>
+          <w:sz w:val="24"/>
+          <w:szCs w:val="24"/>
+        </w:rPr>
         <w:tab/>
         <w:t>DESCRIPTION</w:t>
-        <w:tab/>
-        <w:tab/>
-        <w:tab/>
-        <w:tab/>
-        <w:tab/>
-        <w:tab/>
+      </w:r>
+      <w:r>
+        <w:rPr>
+          <w:rFonts w:ascii="Times New Roman" w:eastAsia="Times New Roman" w:hAnsi="Times New Roman" w:cs="Times New Roman"/>
+          <w:b/>
+          <w:sz w:val="24"/>
+          <w:szCs w:val="24"/>
+        </w:rPr>
+        <w:tab/>
+      </w:r>
+      <w:r>
+        <w:rPr>
+          <w:rFonts w:ascii="Times New Roman" w:eastAsia="Times New Roman" w:hAnsi="Times New Roman" w:cs="Times New Roman"/>
+          <w:b/>
+          <w:sz w:val="24"/>
+          <w:szCs w:val="24"/>
+        </w:rPr>
+        <w:tab/>
+      </w:r>
+      <w:r>
+        <w:rPr>
+          <w:rFonts w:ascii="Times New Roman" w:eastAsia="Times New Roman" w:hAnsi="Times New Roman" w:cs="Times New Roman"/>
+          <w:b/>
+          <w:sz w:val="24"/>
+          <w:szCs w:val="24"/>
+        </w:rPr>
+        <w:tab/>
+      </w:r>
+      <w:r>
+        <w:rPr>
+          <w:rFonts w:ascii="Times New Roman" w:eastAsia="Times New Roman" w:hAnsi="Times New Roman" w:cs="Times New Roman"/>
+          <w:b/>
+          <w:sz w:val="24"/>
+          <w:szCs w:val="24"/>
+        </w:rPr>
+        <w:tab/>
+      </w:r>
+      <w:r>
+        <w:rPr>
+          <w:rFonts w:ascii="Times New Roman" w:eastAsia="Times New Roman" w:hAnsi="Times New Roman" w:cs="Times New Roman"/>
+          <w:b/>
+          <w:sz w:val="24"/>
+          <w:szCs w:val="24"/>
+        </w:rPr>
+        <w:tab/>
+      </w:r>
+      <w:r>
+        <w:rPr>
+          <w:rFonts w:ascii="Times New Roman" w:eastAsia="Times New Roman" w:hAnsi="Times New Roman" w:cs="Times New Roman"/>
+          <w:b/>
+          <w:sz w:val="24"/>
+          <w:szCs w:val="24"/>
+        </w:rPr>
+        <w:tab/>
+      </w:r>
+      <w:r>
+        <w:rPr>
+          <w:rFonts w:ascii="Times New Roman" w:eastAsia="Times New Roman" w:hAnsi="Times New Roman" w:cs="Times New Roman"/>
+          <w:b/>
+          <w:sz w:val="24"/>
+          <w:szCs w:val="24"/>
+        </w:rPr>
         <w:tab/>
       </w:r>
     </w:p>
@@ -1051,7 +1115,23 @@
           <w:szCs w:val="24"/>
         </w:rPr>
         <w:t xml:space="preserve">  </w:t>
-        <w:tab/>
+      </w:r>
+      <w:r>
+        <w:rPr>
+          <w:rFonts w:ascii="Times New Roman" w:eastAsia="Times New Roman" w:hAnsi="Times New Roman" w:cs="Times New Roman"/>
+          <w:b/>
+          <w:sz w:val="24"/>
+          <w:szCs w:val="24"/>
+        </w:rPr>
+        <w:tab/>
+      </w:r>
+      <w:r>
+        <w:rPr>
+          <w:rFonts w:ascii="Times New Roman" w:eastAsia="Times New Roman" w:hAnsi="Times New Roman" w:cs="Times New Roman"/>
+          <w:b/>
+          <w:sz w:val="24"/>
+          <w:szCs w:val="24"/>
+        </w:rPr>
         <w:tab/>
       </w:r>
       <w:r>
@@ -1061,9 +1141,37 @@
           <w:szCs w:val="24"/>
         </w:rPr>
         <w:t xml:space="preserve">Motion for Webex Appearance               </w:t>
-        <w:tab/>
-        <w:tab/>
-        <w:tab/>
+      </w:r>
+      <w:r>
+        <w:rPr>
+          <w:rFonts w:ascii="Times New Roman" w:eastAsia="Times New Roman" w:hAnsi="Times New Roman" w:cs="Times New Roman"/>
+          <w:sz w:val="24"/>
+          <w:szCs w:val="24"/>
+        </w:rPr>
+        <w:tab/>
+      </w:r>
+      <w:r>
+        <w:rPr>
+          <w:rFonts w:ascii="Times New Roman" w:eastAsia="Times New Roman" w:hAnsi="Times New Roman" w:cs="Times New Roman"/>
+          <w:sz w:val="24"/>
+          <w:szCs w:val="24"/>
+        </w:rPr>
+        <w:tab/>
+      </w:r>
+      <w:r>
+        <w:rPr>
+          <w:rFonts w:ascii="Times New Roman" w:eastAsia="Times New Roman" w:hAnsi="Times New Roman" w:cs="Times New Roman"/>
+          <w:sz w:val="24"/>
+          <w:szCs w:val="24"/>
+        </w:rPr>
+        <w:tab/>
+      </w:r>
+      <w:r>
+        <w:rPr>
+          <w:rFonts w:ascii="Times New Roman" w:eastAsia="Times New Roman" w:hAnsi="Times New Roman" w:cs="Times New Roman"/>
+          <w:sz w:val="24"/>
+          <w:szCs w:val="24"/>
+        </w:rPr>
         <w:tab/>
         <w:t xml:space="preserve"> </w:t>
       </w:r>
@@ -1264,7 +1372,23 @@
           <w:szCs w:val="24"/>
         </w:rPr>
         <w:tab/>
-        <w:tab/>
+      </w:r>
+      <w:r>
+        <w:rPr>
+          <w:rFonts w:ascii="Times New Roman" w:eastAsia="Times New Roman" w:hAnsi="Times New Roman" w:cs="Times New Roman"/>
+          <w:b/>
+          <w:sz w:val="24"/>
+          <w:szCs w:val="24"/>
+        </w:rPr>
+        <w:tab/>
+      </w:r>
+      <w:r>
+        <w:rPr>
+          <w:rFonts w:ascii="Times New Roman" w:eastAsia="Times New Roman" w:hAnsi="Times New Roman" w:cs="Times New Roman"/>
+          <w:b/>
+          <w:sz w:val="24"/>
+          <w:szCs w:val="24"/>
+        </w:rPr>
         <w:tab/>
       </w:r>
       <w:r>
@@ -1328,12 +1452,68 @@
           <w:szCs w:val="24"/>
         </w:rPr>
         <w:tab/>
-        <w:tab/>
-        <w:tab/>
-        <w:tab/>
-        <w:tab/>
-        <w:tab/>
-        <w:tab/>
+      </w:r>
+      <w:r>
+        <w:rPr>
+          <w:rFonts w:ascii="Times New Roman" w:eastAsia="Times New Roman" w:hAnsi="Times New Roman" w:cs="Times New Roman"/>
+          <w:b/>
+          <w:sz w:val="24"/>
+          <w:szCs w:val="24"/>
+        </w:rPr>
+        <w:tab/>
+      </w:r>
+      <w:r>
+        <w:rPr>
+          <w:rFonts w:ascii="Times New Roman" w:eastAsia="Times New Roman" w:hAnsi="Times New Roman" w:cs="Times New Roman"/>
+          <w:b/>
+          <w:sz w:val="24"/>
+          <w:szCs w:val="24"/>
+        </w:rPr>
+        <w:tab/>
+      </w:r>
+      <w:r>
+        <w:rPr>
+          <w:rFonts w:ascii="Times New Roman" w:eastAsia="Times New Roman" w:hAnsi="Times New Roman" w:cs="Times New Roman"/>
+          <w:b/>
+          <w:sz w:val="24"/>
+          <w:szCs w:val="24"/>
+        </w:rPr>
+        <w:tab/>
+      </w:r>
+      <w:r>
+        <w:rPr>
+          <w:rFonts w:ascii="Times New Roman" w:eastAsia="Times New Roman" w:hAnsi="Times New Roman" w:cs="Times New Roman"/>
+          <w:b/>
+          <w:sz w:val="24"/>
+          <w:szCs w:val="24"/>
+        </w:rPr>
+        <w:tab/>
+      </w:r>
+      <w:r>
+        <w:rPr>
+          <w:rFonts w:ascii="Times New Roman" w:eastAsia="Times New Roman" w:hAnsi="Times New Roman" w:cs="Times New Roman"/>
+          <w:b/>
+          <w:sz w:val="24"/>
+          <w:szCs w:val="24"/>
+        </w:rPr>
+        <w:tab/>
+      </w:r>
+      <w:r>
+        <w:rPr>
+          <w:rFonts w:ascii="Times New Roman" w:eastAsia="Times New Roman" w:hAnsi="Times New Roman" w:cs="Times New Roman"/>
+          <w:b/>
+          <w:sz w:val="24"/>
+          <w:szCs w:val="24"/>
+        </w:rPr>
+        <w:tab/>
+      </w:r>
+      <w:r>
+        <w:rPr>
+          <w:rFonts w:ascii="Times New Roman" w:eastAsia="Times New Roman" w:hAnsi="Times New Roman" w:cs="Times New Roman"/>
+          <w:b/>
+          <w:sz w:val="24"/>
+          <w:szCs w:val="24"/>
+        </w:rPr>
         <w:tab/>
       </w:r>
       <w:r>
@@ -1548,7 +1728,7 @@
           <w:sz w:val="24"/>
           <w:szCs w:val="24"/>
         </w:rPr>
-        <w:t xml:space="preserve">3250 Wilshire Blvd., Suite 2100</w:t>
+        <w:t>3250 Wilshire Blvd., Suite 2100</w:t>
       </w:r>
     </w:p>
     <w:p>
@@ -1929,9 +2109,6 @@
           </w:p>
           <w:p>
             <w:pPr>
-              <w:tabs>
-                <w:tab w:val="right" w:pos="9300"/>
-              </w:tabs>
               <w:pBdr>
                 <w:top w:val="nil"/>
                 <w:left w:val="nil"/>
@@ -1939,6 +2116,9 @@
                 <w:right w:val="nil"/>
                 <w:between w:val="nil"/>
               </w:pBdr>
+              <w:tabs>
+                <w:tab w:val="right" w:pos="9300"/>
+              </w:tabs>
               <w:spacing w:line="227" w:lineRule="auto"/>
               <w:rPr>
                 <w:rFonts w:ascii="Times New Roman" w:eastAsia="Times New Roman" w:hAnsi="Times New Roman" w:cs="Times New Roman"/>
@@ -1972,7 +2152,7 @@
                     <w:sz w:val="24"/>
                     <w:szCs w:val="24"/>
                   </w:rPr>
-                  <w:t xml:space="preserve">245-540-580</w:t>
+                  <w:t>245-540-580</w:t>
                 </w:r>
               </w:sdtContent>
             </w:sdt>
@@ -2206,7 +2386,7 @@
               <w:sz w:val="24"/>
               <w:szCs w:val="24"/>
             </w:rPr>
-            <w:t xml:space="preserve">Wright, Virna A.</w:t>
+            <w:t>Wright, Virna A.</w:t>
           </w:r>
         </w:sdtContent>
       </w:sdt>
@@ -2251,7 +2431,7 @@
               <w:sz w:val="24"/>
               <w:szCs w:val="24"/>
             </w:rPr>
-            <w:t xml:space="preserve">Argel Chavez, Eva Sandrith</w:t>
+            <w:t>Argel Chavez, Eva Sandrith</w:t>
           </w:r>
         </w:sdtContent>
       </w:sdt>
@@ -2278,7 +2458,7 @@
           <w:szCs w:val="24"/>
           <w:u w:val="single"/>
         </w:rPr>
-        <w:t xml:space="preserve">the Respondent and the undersigned Respondent’s counsel</w:t>
+        <w:t>the Respondent and the undersigned Respondent’s counsel</w:t>
       </w:r>
       <w:r>
         <w:rPr>
@@ -2369,6 +2549,13 @@
           <w:szCs w:val="24"/>
         </w:rPr>
         <w:t xml:space="preserve"> </w:t>
+      </w:r>
+      <w:r>
+        <w:rPr>
+          <w:rFonts w:ascii="Times New Roman" w:eastAsia="Times New Roman" w:hAnsi="Times New Roman" w:cs="Times New Roman"/>
+          <w:sz w:val="24"/>
+          <w:szCs w:val="24"/>
+        </w:rPr>
         <w:tab/>
         <w:t xml:space="preserve">Therefore, Respondent respectfully requests this instant motion be granted and that the judge allows both Respondent and Respondent’s counsel to appear via videoconference (“Webex”) for the purposes of the Respondent’s Individual Hearing.  </w:t>
       </w:r>
@@ -2435,6 +2622,14 @@
           <w:szCs w:val="24"/>
         </w:rPr>
         <w:t>Dated:</w:t>
+      </w:r>
+      <w:r>
+        <w:rPr>
+          <w:rFonts w:ascii="Times New Roman" w:eastAsia="Times New Roman" w:hAnsi="Times New Roman" w:cs="Times New Roman"/>
+          <w:color w:val="000000"/>
+          <w:sz w:val="24"/>
+          <w:szCs w:val="24"/>
+        </w:rPr>
         <w:tab/>
       </w:r>
       <w:r>
@@ -2444,7 +2639,21 @@
           <w:szCs w:val="24"/>
         </w:rPr>
         <w:fldChar w:fldCharType="begin"/>
+      </w:r>
+      <w:r>
+        <w:rPr>
+          <w:rFonts w:ascii="Times New Roman" w:eastAsia="Times New Roman" w:hAnsi="Times New Roman" w:cs="Times New Roman"/>
+          <w:sz w:val="24"/>
+          <w:szCs w:val="24"/>
+        </w:rPr>
         <w:instrText xml:space="preserve"> DATE \@ "MMMM d, yyyy" </w:instrText>
+      </w:r>
+      <w:r>
+        <w:rPr>
+          <w:rFonts w:ascii="Times New Roman" w:eastAsia="Times New Roman" w:hAnsi="Times New Roman" w:cs="Times New Roman"/>
+          <w:sz w:val="24"/>
+          <w:szCs w:val="24"/>
+        </w:rPr>
         <w:fldChar w:fldCharType="separate"/>
       </w:r>
       <w:r>
@@ -2454,7 +2663,7 @@
           <w:sz w:val="24"/>
           <w:szCs w:val="24"/>
         </w:rPr>
-        <w:t>August 5, 2026</w:t>
+        <w:t>August 19, 2026</w:t>
       </w:r>
       <w:r>
         <w:rPr>
@@ -2472,8 +2681,32 @@
           <w:szCs w:val="24"/>
         </w:rPr>
         <w:tab/>
-        <w:tab/>
-        <w:tab/>
+      </w:r>
+      <w:r>
+        <w:rPr>
+          <w:rFonts w:ascii="Times New Roman" w:eastAsia="Times New Roman" w:hAnsi="Times New Roman" w:cs="Times New Roman"/>
+          <w:color w:val="000000"/>
+          <w:sz w:val="24"/>
+          <w:szCs w:val="24"/>
+        </w:rPr>
+        <w:tab/>
+      </w:r>
+      <w:r>
+        <w:rPr>
+          <w:rFonts w:ascii="Times New Roman" w:eastAsia="Times New Roman" w:hAnsi="Times New Roman" w:cs="Times New Roman"/>
+          <w:color w:val="000000"/>
+          <w:sz w:val="24"/>
+          <w:szCs w:val="24"/>
+        </w:rPr>
+        <w:tab/>
+      </w:r>
+      <w:r>
+        <w:rPr>
+          <w:rFonts w:ascii="Times New Roman" w:eastAsia="Times New Roman" w:hAnsi="Times New Roman" w:cs="Times New Roman"/>
+          <w:color w:val="000000"/>
+          <w:sz w:val="24"/>
+          <w:szCs w:val="24"/>
+        </w:rPr>
         <w:tab/>
         <w:t xml:space="preserve">          Respectfully Submitted,</w:t>
       </w:r>
@@ -2577,12 +2810,68 @@
           <w:szCs w:val="24"/>
         </w:rPr>
         <w:tab/>
-        <w:tab/>
-        <w:tab/>
-        <w:tab/>
-        <w:tab/>
-        <w:tab/>
-        <w:tab/>
+      </w:r>
+      <w:r>
+        <w:rPr>
+          <w:rFonts w:ascii="Times New Roman" w:eastAsia="Times New Roman" w:hAnsi="Times New Roman" w:cs="Times New Roman"/>
+          <w:color w:val="000000"/>
+          <w:sz w:val="24"/>
+          <w:szCs w:val="24"/>
+        </w:rPr>
+        <w:tab/>
+      </w:r>
+      <w:r>
+        <w:rPr>
+          <w:rFonts w:ascii="Times New Roman" w:eastAsia="Times New Roman" w:hAnsi="Times New Roman" w:cs="Times New Roman"/>
+          <w:color w:val="000000"/>
+          <w:sz w:val="24"/>
+          <w:szCs w:val="24"/>
+        </w:rPr>
+        <w:tab/>
+      </w:r>
+      <w:r>
+        <w:rPr>
+          <w:rFonts w:ascii="Times New Roman" w:eastAsia="Times New Roman" w:hAnsi="Times New Roman" w:cs="Times New Roman"/>
+          <w:color w:val="000000"/>
+          <w:sz w:val="24"/>
+          <w:szCs w:val="24"/>
+        </w:rPr>
+        <w:tab/>
+      </w:r>
+      <w:r>
+        <w:rPr>
+          <w:rFonts w:ascii="Times New Roman" w:eastAsia="Times New Roman" w:hAnsi="Times New Roman" w:cs="Times New Roman"/>
+          <w:color w:val="000000"/>
+          <w:sz w:val="24"/>
+          <w:szCs w:val="24"/>
+        </w:rPr>
+        <w:tab/>
+      </w:r>
+      <w:r>
+        <w:rPr>
+          <w:rFonts w:ascii="Times New Roman" w:eastAsia="Times New Roman" w:hAnsi="Times New Roman" w:cs="Times New Roman"/>
+          <w:color w:val="000000"/>
+          <w:sz w:val="24"/>
+          <w:szCs w:val="24"/>
+        </w:rPr>
+        <w:tab/>
+      </w:r>
+      <w:r>
+        <w:rPr>
+          <w:rFonts w:ascii="Times New Roman" w:eastAsia="Times New Roman" w:hAnsi="Times New Roman" w:cs="Times New Roman"/>
+          <w:color w:val="000000"/>
+          <w:sz w:val="24"/>
+          <w:szCs w:val="24"/>
+        </w:rPr>
+        <w:tab/>
+      </w:r>
+      <w:r>
+        <w:rPr>
+          <w:rFonts w:ascii="Times New Roman" w:eastAsia="Times New Roman" w:hAnsi="Times New Roman" w:cs="Times New Roman"/>
+          <w:color w:val="000000"/>
+          <w:sz w:val="24"/>
+          <w:szCs w:val="24"/>
+        </w:rPr>
         <w:tab/>
       </w:r>
       <w:sdt>
@@ -2603,7 +2892,7 @@
               <w:sz w:val="24"/>
               <w:szCs w:val="24"/>
             </w:rPr>
-            <w:t xml:space="preserve">____________________________</w:t>
+            <w:t>____________________________</w:t>
           </w:r>
         </w:sdtContent>
       </w:sdt>
@@ -2624,12 +2913,61 @@
           <w:szCs w:val="24"/>
         </w:rPr>
         <w:tab/>
-        <w:tab/>
-        <w:tab/>
-        <w:tab/>
-        <w:tab/>
-        <w:tab/>
-        <w:tab/>
+      </w:r>
+      <w:r>
+        <w:rPr>
+          <w:rFonts w:ascii="Times New Roman" w:eastAsia="Times New Roman" w:hAnsi="Times New Roman" w:cs="Times New Roman"/>
+          <w:sz w:val="24"/>
+          <w:szCs w:val="24"/>
+        </w:rPr>
+        <w:tab/>
+      </w:r>
+      <w:r>
+        <w:rPr>
+          <w:rFonts w:ascii="Times New Roman" w:eastAsia="Times New Roman" w:hAnsi="Times New Roman" w:cs="Times New Roman"/>
+          <w:sz w:val="24"/>
+          <w:szCs w:val="24"/>
+        </w:rPr>
+        <w:tab/>
+      </w:r>
+      <w:r>
+        <w:rPr>
+          <w:rFonts w:ascii="Times New Roman" w:eastAsia="Times New Roman" w:hAnsi="Times New Roman" w:cs="Times New Roman"/>
+          <w:sz w:val="24"/>
+          <w:szCs w:val="24"/>
+        </w:rPr>
+        <w:tab/>
+      </w:r>
+      <w:r>
+        <w:rPr>
+          <w:rFonts w:ascii="Times New Roman" w:eastAsia="Times New Roman" w:hAnsi="Times New Roman" w:cs="Times New Roman"/>
+          <w:sz w:val="24"/>
+          <w:szCs w:val="24"/>
+        </w:rPr>
+        <w:tab/>
+      </w:r>
+      <w:r>
+        <w:rPr>
+          <w:rFonts w:ascii="Times New Roman" w:eastAsia="Times New Roman" w:hAnsi="Times New Roman" w:cs="Times New Roman"/>
+          <w:sz w:val="24"/>
+          <w:szCs w:val="24"/>
+        </w:rPr>
+        <w:tab/>
+      </w:r>
+      <w:r>
+        <w:rPr>
+          <w:rFonts w:ascii="Times New Roman" w:eastAsia="Times New Roman" w:hAnsi="Times New Roman" w:cs="Times New Roman"/>
+          <w:sz w:val="24"/>
+          <w:szCs w:val="24"/>
+        </w:rPr>
+        <w:tab/>
+      </w:r>
+      <w:r>
+        <w:rPr>
+          <w:rFonts w:ascii="Times New Roman" w:eastAsia="Times New Roman" w:hAnsi="Times New Roman" w:cs="Times New Roman"/>
+          <w:sz w:val="24"/>
+          <w:szCs w:val="24"/>
+        </w:rPr>
         <w:tab/>
       </w:r>
       <w:sdt>
@@ -2648,7 +2986,7 @@
               <w:sz w:val="24"/>
               <w:szCs w:val="24"/>
             </w:rPr>
-            <w:t xml:space="preserve">John Negron Esq.</w:t>
+            <w:t>John Negron Esq.</w:t>
           </w:r>
         </w:sdtContent>
       </w:sdt>
@@ -2683,12 +3021,68 @@
           <w:szCs w:val="24"/>
         </w:rPr>
         <w:tab/>
-        <w:tab/>
-        <w:tab/>
-        <w:tab/>
-        <w:tab/>
-        <w:tab/>
-        <w:tab/>
+      </w:r>
+      <w:r>
+        <w:rPr>
+          <w:rFonts w:ascii="Times New Roman" w:eastAsia="Times New Roman" w:hAnsi="Times New Roman" w:cs="Times New Roman"/>
+          <w:color w:val="000000"/>
+          <w:sz w:val="24"/>
+          <w:szCs w:val="24"/>
+        </w:rPr>
+        <w:tab/>
+      </w:r>
+      <w:r>
+        <w:rPr>
+          <w:rFonts w:ascii="Times New Roman" w:eastAsia="Times New Roman" w:hAnsi="Times New Roman" w:cs="Times New Roman"/>
+          <w:color w:val="000000"/>
+          <w:sz w:val="24"/>
+          <w:szCs w:val="24"/>
+        </w:rPr>
+        <w:tab/>
+      </w:r>
+      <w:r>
+        <w:rPr>
+          <w:rFonts w:ascii="Times New Roman" w:eastAsia="Times New Roman" w:hAnsi="Times New Roman" w:cs="Times New Roman"/>
+          <w:color w:val="000000"/>
+          <w:sz w:val="24"/>
+          <w:szCs w:val="24"/>
+        </w:rPr>
+        <w:tab/>
+      </w:r>
+      <w:r>
+        <w:rPr>
+          <w:rFonts w:ascii="Times New Roman" w:eastAsia="Times New Roman" w:hAnsi="Times New Roman" w:cs="Times New Roman"/>
+          <w:color w:val="000000"/>
+          <w:sz w:val="24"/>
+          <w:szCs w:val="24"/>
+        </w:rPr>
+        <w:tab/>
+      </w:r>
+      <w:r>
+        <w:rPr>
+          <w:rFonts w:ascii="Times New Roman" w:eastAsia="Times New Roman" w:hAnsi="Times New Roman" w:cs="Times New Roman"/>
+          <w:color w:val="000000"/>
+          <w:sz w:val="24"/>
+          <w:szCs w:val="24"/>
+        </w:rPr>
+        <w:tab/>
+      </w:r>
+      <w:r>
+        <w:rPr>
+          <w:rFonts w:ascii="Times New Roman" w:eastAsia="Times New Roman" w:hAnsi="Times New Roman" w:cs="Times New Roman"/>
+          <w:color w:val="000000"/>
+          <w:sz w:val="24"/>
+          <w:szCs w:val="24"/>
+        </w:rPr>
+        <w:tab/>
+      </w:r>
+      <w:r>
+        <w:rPr>
+          <w:rFonts w:ascii="Times New Roman" w:eastAsia="Times New Roman" w:hAnsi="Times New Roman" w:cs="Times New Roman"/>
+          <w:color w:val="000000"/>
+          <w:sz w:val="24"/>
+          <w:szCs w:val="24"/>
+        </w:rPr>
         <w:tab/>
         <w:t>Attorney for Respondent,</w:t>
       </w:r>
@@ -2710,10 +3104,45 @@
           <w:szCs w:val="24"/>
         </w:rPr>
         <w:tab/>
-        <w:tab/>
-        <w:tab/>
-        <w:tab/>
-        <w:tab/>
+      </w:r>
+      <w:r>
+        <w:rPr>
+          <w:rFonts w:ascii="Times New Roman" w:eastAsia="Times New Roman" w:hAnsi="Times New Roman" w:cs="Times New Roman"/>
+          <w:sz w:val="24"/>
+          <w:szCs w:val="24"/>
+        </w:rPr>
+        <w:tab/>
+      </w:r>
+      <w:r>
+        <w:rPr>
+          <w:rFonts w:ascii="Times New Roman" w:eastAsia="Times New Roman" w:hAnsi="Times New Roman" w:cs="Times New Roman"/>
+          <w:sz w:val="24"/>
+          <w:szCs w:val="24"/>
+        </w:rPr>
+        <w:tab/>
+      </w:r>
+      <w:r>
+        <w:rPr>
+          <w:rFonts w:ascii="Times New Roman" w:eastAsia="Times New Roman" w:hAnsi="Times New Roman" w:cs="Times New Roman"/>
+          <w:sz w:val="24"/>
+          <w:szCs w:val="24"/>
+        </w:rPr>
+        <w:tab/>
+      </w:r>
+      <w:r>
+        <w:rPr>
+          <w:rFonts w:ascii="Times New Roman" w:eastAsia="Times New Roman" w:hAnsi="Times New Roman" w:cs="Times New Roman"/>
+          <w:sz w:val="24"/>
+          <w:szCs w:val="24"/>
+        </w:rPr>
+        <w:tab/>
+      </w:r>
+      <w:r>
+        <w:rPr>
+          <w:rFonts w:ascii="Times New Roman" w:eastAsia="Times New Roman" w:hAnsi="Times New Roman" w:cs="Times New Roman"/>
+          <w:sz w:val="24"/>
+          <w:szCs w:val="24"/>
+        </w:rPr>
         <w:tab/>
         <w:t xml:space="preserve">                        </w:t>
       </w:r>
@@ -2733,7 +3162,7 @@
               <w:sz w:val="24"/>
               <w:szCs w:val="24"/>
             </w:rPr>
-            <w:t xml:space="preserve">Argel Chavez, Eva Sandrith</w:t>
+            <w:t>Argel Chavez, Eva Sandrith</w:t>
           </w:r>
         </w:sdtContent>
       </w:sdt>
@@ -2862,19 +3291,6 @@
     </w:p>
     <w:p>
       <w:pPr>
-        <w:jc w:val="both"/>
-        <w:rPr>
-          <w:rFonts w:ascii="Times New Roman" w:eastAsia="Times New Roman" w:hAnsi="Times New Roman" w:cs="Times New Roman"/>
-          <w:sz w:val="24"/>
-          <w:szCs w:val="24"/>
-        </w:rPr>
-      </w:pPr>
-    </w:p>
-    <w:p>
-      <w:pPr>
-        <w:tabs>
-          <w:tab w:val="left" w:pos="-720"/>
-        </w:tabs>
         <w:jc w:val="both"/>
         <w:rPr>
           <w:rFonts w:ascii="Times New Roman" w:eastAsia="Times New Roman" w:hAnsi="Times New Roman" w:cs="Times New Roman"/>
@@ -3018,7 +3434,7 @@
               <w:sz w:val="24"/>
               <w:szCs w:val="24"/>
             </w:rPr>
-            <w:t xml:space="preserve">Argel Chavez, Eva Sandrith</w:t>
+            <w:t>Argel Chavez, Eva Sandrith</w:t>
           </w:r>
         </w:sdtContent>
       </w:sdt>
@@ -3074,7 +3490,7 @@
               <w:sz w:val="24"/>
               <w:szCs w:val="24"/>
             </w:rPr>
-            <w:t xml:space="preserve">245-540-580</w:t>
+            <w:t>245-540-580</w:t>
           </w:r>
         </w:sdtContent>
       </w:sdt>
@@ -3532,8 +3948,29 @@
           <w:szCs w:val="24"/>
         </w:rPr>
         <w:t>_________________________________________</w:t>
-        <w:tab/>
-        <w:tab/>
+      </w:r>
+      <w:r>
+        <w:rPr>
+          <w:rFonts w:ascii="Times New Roman" w:hAnsi="Times New Roman" w:cs="Times New Roman"/>
+          <w:sz w:val="24"/>
+          <w:szCs w:val="24"/>
+        </w:rPr>
+        <w:tab/>
+      </w:r>
+      <w:r>
+        <w:rPr>
+          <w:rFonts w:ascii="Times New Roman" w:hAnsi="Times New Roman" w:cs="Times New Roman"/>
+          <w:sz w:val="24"/>
+          <w:szCs w:val="24"/>
+        </w:rPr>
+        <w:tab/>
+      </w:r>
+      <w:r>
+        <w:rPr>
+          <w:rFonts w:ascii="Times New Roman" w:hAnsi="Times New Roman" w:cs="Times New Roman"/>
+          <w:sz w:val="24"/>
+          <w:szCs w:val="24"/>
+        </w:rPr>
         <w:tab/>
         <w:t>_______________________</w:t>
       </w:r>
@@ -3571,7 +4008,7 @@
               <w:sz w:val="24"/>
               <w:szCs w:val="24"/>
             </w:rPr>
-            <w:t xml:space="preserve">Wright, Virna A.</w:t>
+            <w:t>Wright, Virna A.</w:t>
           </w:r>
         </w:sdtContent>
       </w:sdt>
@@ -3582,6 +4019,13 @@
           <w:szCs w:val="24"/>
         </w:rPr>
         <w:tab/>
+      </w:r>
+      <w:r>
+        <w:rPr>
+          <w:rFonts w:ascii="Times New Roman" w:eastAsia="Times New Roman" w:hAnsi="Times New Roman" w:cs="Times New Roman"/>
+          <w:sz w:val="24"/>
+          <w:szCs w:val="24"/>
+        </w:rPr>
         <w:tab/>
         <w:t xml:space="preserve">Date </w:t>
       </w:r>
@@ -3704,7 +4148,7 @@
           <w:szCs w:val="24"/>
         </w:rPr>
         <w:sectPr>
-          <w:footerReference w:type="default" r:id="rId10"/>
+          <w:footerReference w:type="default" r:id="rId9"/>
           <w:pgSz w:w="12240" w:h="15840"/>
           <w:pgMar w:top="1440" w:right="1440" w:bottom="1440" w:left="1440" w:header="720" w:footer="432" w:gutter="0"/>
           <w:pgNumType w:start="1"/>
@@ -3777,7 +4221,7 @@
               <w:sz w:val="24"/>
               <w:szCs w:val="24"/>
             </w:rPr>
-            <w:t xml:space="preserve">245-540-580</w:t>
+            <w:t>245-540-580</w:t>
           </w:r>
         </w:sdtContent>
       </w:sdt>
@@ -3884,7 +4328,7 @@
               <w:szCs w:val="24"/>
               <w:u w:val="single"/>
             </w:rPr>
-            <w:t xml:space="preserve">Lorenzo Bracamontes</w:t>
+            <w:t>Lorenzo Bracamontes</w:t>
           </w:r>
         </w:sdtContent>
       </w:sdt>
@@ -3963,8 +4407,32 @@
           <w:szCs w:val="24"/>
         </w:rPr>
         <w:t xml:space="preserve">Executed on </w:t>
+      </w:r>
+      <w:r>
+        <w:rPr>
+          <w:rFonts w:ascii="Times New Roman" w:hAnsi="Times New Roman" w:cs="Times New Roman"/>
+          <w:spacing w:val="-3"/>
+          <w:sz w:val="24"/>
+          <w:szCs w:val="24"/>
+        </w:rPr>
         <w:fldChar w:fldCharType="begin"/>
+      </w:r>
+      <w:r>
+        <w:rPr>
+          <w:rFonts w:ascii="Times New Roman" w:hAnsi="Times New Roman" w:cs="Times New Roman"/>
+          <w:spacing w:val="-3"/>
+          <w:sz w:val="24"/>
+          <w:szCs w:val="24"/>
+        </w:rPr>
         <w:instrText xml:space="preserve"> DATE \@ "MMMM d, yyyy" </w:instrText>
+      </w:r>
+      <w:r>
+        <w:rPr>
+          <w:rFonts w:ascii="Times New Roman" w:hAnsi="Times New Roman" w:cs="Times New Roman"/>
+          <w:spacing w:val="-3"/>
+          <w:sz w:val="24"/>
+          <w:szCs w:val="24"/>
+        </w:rPr>
         <w:fldChar w:fldCharType="separate"/>
       </w:r>
       <w:r>
@@ -3975,7 +4443,7 @@
           <w:sz w:val="24"/>
           <w:szCs w:val="24"/>
         </w:rPr>
-        <w:t>August 5, 2026</w:t>
+        <w:t>August 19, 2026</w:t>
       </w:r>
       <w:r>
         <w:rPr>
@@ -4034,7 +4502,7 @@
               <w:sz w:val="24"/>
               <w:szCs w:val="24"/>
             </w:rPr>
-            <w:t xml:space="preserve">___________________</w:t>
+            <w:t>___________________</w:t>
           </w:r>
         </w:sdtContent>
       </w:sdt>
@@ -4103,8 +4571,32 @@
           <w:szCs w:val="24"/>
         </w:rPr>
         <w:t xml:space="preserve">Date: </w:t>
+      </w:r>
+      <w:r>
+        <w:rPr>
+          <w:rFonts w:ascii="Times New Roman" w:hAnsi="Times New Roman" w:cs="Times New Roman"/>
+          <w:spacing w:val="-3"/>
+          <w:sz w:val="24"/>
+          <w:szCs w:val="24"/>
+        </w:rPr>
         <w:fldChar w:fldCharType="begin"/>
+      </w:r>
+      <w:r>
+        <w:rPr>
+          <w:rFonts w:ascii="Times New Roman" w:hAnsi="Times New Roman" w:cs="Times New Roman"/>
+          <w:spacing w:val="-3"/>
+          <w:sz w:val="24"/>
+          <w:szCs w:val="24"/>
+        </w:rPr>
         <w:instrText xml:space="preserve"> DATE \@ "M/d/yyyy" </w:instrText>
+      </w:r>
+      <w:r>
+        <w:rPr>
+          <w:rFonts w:ascii="Times New Roman" w:hAnsi="Times New Roman" w:cs="Times New Roman"/>
+          <w:spacing w:val="-3"/>
+          <w:sz w:val="24"/>
+          <w:szCs w:val="24"/>
+        </w:rPr>
         <w:fldChar w:fldCharType="separate"/>
       </w:r>
       <w:r>
@@ -4115,7 +4607,7 @@
           <w:sz w:val="24"/>
           <w:szCs w:val="24"/>
         </w:rPr>
-        <w:t>8/5/2026</w:t>
+        <w:t>8/19/2026</w:t>
       </w:r>
       <w:r>
         <w:rPr>
@@ -4151,7 +4643,7 @@
           <w:sz w:val="24"/>
           <w:szCs w:val="24"/>
         </w:rPr>
-        <w:t xml:space="preserve">Kostiv CARDINAL INTERNATIONAL LAW GROUP CORP.</w:t>
+        <w:t>Kostiv CARDINAL INTERNATIONAL LAW GROUP CORP.</w:t>
       </w:r>
     </w:p>
     <w:p>
@@ -4257,7 +4749,7 @@
       </w:pPr>
     </w:p>
     <w:sectPr>
-      <w:footerReference w:type="default" r:id="rId12"/>
+      <w:footerReference w:type="default" r:id="rId10"/>
       <w:pgSz w:w="12240" w:h="15840"/>
       <w:pgMar w:top="1440" w:right="1440" w:bottom="1440" w:left="1440" w:header="720" w:footer="432" w:gutter="0"/>
       <w:pgNumType w:start="1"/>

--- a/plantillas/webex-motion/MOTION_FOR_WEBEX.docx
+++ b/plantillas/webex-motion/MOTION_FOR_WEBEX.docx
@@ -3090,62 +3090,13 @@
     <w:p>
       <w:pPr>
         <w:spacing w:line="276" w:lineRule="auto"/>
-        <w:jc w:val="both"/>
-        <w:rPr>
-          <w:rFonts w:ascii="Times New Roman" w:eastAsia="Times New Roman" w:hAnsi="Times New Roman" w:cs="Times New Roman"/>
-          <w:sz w:val="24"/>
-          <w:szCs w:val="24"/>
-        </w:rPr>
-      </w:pPr>
-      <w:r>
-        <w:rPr>
-          <w:rFonts w:ascii="Times New Roman" w:eastAsia="Times New Roman" w:hAnsi="Times New Roman" w:cs="Times New Roman"/>
-          <w:sz w:val="24"/>
-          <w:szCs w:val="24"/>
-        </w:rPr>
-        <w:tab/>
-      </w:r>
-      <w:r>
-        <w:rPr>
-          <w:rFonts w:ascii="Times New Roman" w:eastAsia="Times New Roman" w:hAnsi="Times New Roman" w:cs="Times New Roman"/>
-          <w:sz w:val="24"/>
-          <w:szCs w:val="24"/>
-        </w:rPr>
-        <w:tab/>
-      </w:r>
-      <w:r>
-        <w:rPr>
-          <w:rFonts w:ascii="Times New Roman" w:eastAsia="Times New Roman" w:hAnsi="Times New Roman" w:cs="Times New Roman"/>
-          <w:sz w:val="24"/>
-          <w:szCs w:val="24"/>
-        </w:rPr>
-        <w:tab/>
-      </w:r>
-      <w:r>
-        <w:rPr>
-          <w:rFonts w:ascii="Times New Roman" w:eastAsia="Times New Roman" w:hAnsi="Times New Roman" w:cs="Times New Roman"/>
-          <w:sz w:val="24"/>
-          <w:szCs w:val="24"/>
-        </w:rPr>
-        <w:tab/>
-      </w:r>
-      <w:r>
-        <w:rPr>
-          <w:rFonts w:ascii="Times New Roman" w:eastAsia="Times New Roman" w:hAnsi="Times New Roman" w:cs="Times New Roman"/>
-          <w:sz w:val="24"/>
-          <w:szCs w:val="24"/>
-        </w:rPr>
-        <w:tab/>
-      </w:r>
-      <w:r>
-        <w:rPr>
-          <w:rFonts w:ascii="Times New Roman" w:eastAsia="Times New Roman" w:hAnsi="Times New Roman" w:cs="Times New Roman"/>
-          <w:sz w:val="24"/>
-          <w:szCs w:val="24"/>
-        </w:rPr>
-        <w:tab/>
-        <w:t xml:space="preserve">                        </w:t>
-      </w:r>
+        <w:ind w:left="5040"/>
+        <w:rPr>
+          <w:rFonts w:ascii="Times New Roman" w:eastAsia="Times New Roman" w:hAnsi="Times New Roman" w:cs="Times New Roman"/>
+          <w:sz w:val="24"/>
+          <w:szCs w:val="24"/>
+        </w:rPr>
+      </w:pPr>
       <w:sdt>
         <w:sdtPr>
           <w:rPr>
